--- a/kpmg/zpp_forecast_paints/docs/ZFORECAST_Paints_Test_Handover.docx
+++ b/kpmg/zpp_forecast_paints/docs/ZFORECAST_Paints_Test_Handover.docx
@@ -22,7 +22,64 @@
         <w:t xml:space="preserve"> </w:t>
       </w:r>
       <w:r>
-        <w:t xml:space="preserve">Development system. Run in the order below; each step feeds the next.</w:t>
+        <w:t xml:space="preserve">Development system. Run in the order below; each step feeds the next. Only three</w:t>
+      </w:r>
+      <w:r>
+        <w:t xml:space="preserve"> </w:t>
+      </w:r>
+      <w:r>
+        <w:t xml:space="preserve">transactions are involved:</w:t>
+      </w:r>
+      <w:r>
+        <w:t xml:space="preserve"> </w:t>
+      </w:r>
+      <w:r>
+        <w:rPr>
+          <w:rStyle w:val="VerbatimChar"/>
+        </w:rPr>
+        <w:t xml:space="preserve">ZFCST_PAINTS_UPL</w:t>
+      </w:r>
+      <w:r>
+        <w:t xml:space="preserve"> </w:t>
+      </w:r>
+      <w:r>
+        <w:t xml:space="preserve">for every upload,</w:t>
+      </w:r>
+      <w:r>
+        <w:t xml:space="preserve"> </w:t>
+      </w:r>
+      <w:r>
+        <w:rPr>
+          <w:rStyle w:val="VerbatimChar"/>
+        </w:rPr>
+        <w:t xml:space="preserve">ZFCST_PAINTS</w:t>
+      </w:r>
+      <w:r>
+        <w:t xml:space="preserve"> </w:t>
+      </w:r>
+      <w:r>
+        <w:t xml:space="preserve">for the</w:t>
+      </w:r>
+      <w:r>
+        <w:t xml:space="preserve"> </w:t>
+      </w:r>
+      <w:r>
+        <w:t xml:space="preserve">forecasts,</w:t>
+      </w:r>
+      <w:r>
+        <w:t xml:space="preserve"> </w:t>
+      </w:r>
+      <w:r>
+        <w:rPr>
+          <w:rStyle w:val="VerbatimChar"/>
+        </w:rPr>
+        <w:t xml:space="preserve">ZFCST_RPT</w:t>
+      </w:r>
+      <w:r>
+        <w:t xml:space="preserve"> </w:t>
+      </w:r>
+      <w:r>
+        <w:t xml:space="preserve">for the final report.</w:t>
       </w:r>
     </w:p>
     <w:bookmarkStart w:id="20" w:name="before-the-first-run-one-time-setup"/>
@@ -450,7 +507,7 @@
               <w:rPr>
                 <w:rStyle w:val="VerbatimChar"/>
               </w:rPr>
-              <w:t xml:space="preserve">ZFCST_UPL</w:t>
+              <w:t xml:space="preserve">ZFCST_PAINTS_UPL</w:t>
             </w:r>
             <w:r>
               <w:t xml:space="preserve"> </w:t>
@@ -512,7 +569,7 @@
               <w:rPr>
                 <w:rStyle w:val="VerbatimChar"/>
               </w:rPr>
-              <w:t xml:space="preserve">ZFCST_UPL</w:t>
+              <w:t xml:space="preserve">ZFCST_PAINTS_UPL</w:t>
             </w:r>
             <w:r>
               <w:t xml:space="preserve"> </w:t>
@@ -574,7 +631,7 @@
               <w:rPr>
                 <w:rStyle w:val="VerbatimChar"/>
               </w:rPr>
-              <w:t xml:space="preserve">ZFCST_UPL</w:t>
+              <w:t xml:space="preserve">ZFCST_PAINTS_UPL</w:t>
             </w:r>
             <w:r>
               <w:t xml:space="preserve"> </w:t>
@@ -657,19 +714,25 @@
               <w:jc w:val="left"/>
             </w:pPr>
             <w:r>
-              <w:t xml:space="preserve">Plant, material, financial year 2026-2027. Execute</w:t>
-            </w:r>
-          </w:p>
-        </w:tc>
-        <w:tc>
-          <w:tcPr/>
-          <w:p>
-            <w:pPr>
-              <w:pStyle w:val="Compact"/>
-              <w:jc w:val="left"/>
-            </w:pPr>
-            <w:r>
-              <w:t xml:space="preserve">On screen only, see section 3. Select rows → Save</w:t>
+              <w:t xml:space="preserve">Plant, material, financial year 2026-2027. Execute, check section 3. Select rows → Save</w:t>
+            </w:r>
+          </w:p>
+        </w:tc>
+        <w:tc>
+          <w:tcPr/>
+          <w:p>
+            <w:pPr>
+              <w:pStyle w:val="Compact"/>
+              <w:jc w:val="left"/>
+            </w:pPr>
+            <w:r>
+              <w:rPr>
+                <w:rStyle w:val="VerbatimChar"/>
+              </w:rPr>
+              <w:t xml:space="preserve">ZPPT_FCST_YR</w:t>
+            </w:r>
+            <w:r>
+              <w:t xml:space="preserve">: one row per plant, material, year with FCST_NO, M01_FCST…M12_FCST</w:t>
             </w:r>
           </w:p>
         </w:tc>
@@ -698,7 +761,7 @@
               <w:rPr>
                 <w:rStyle w:val="VerbatimChar"/>
               </w:rPr>
-              <w:t xml:space="preserve">ZFCST_UPL</w:t>
+              <w:t xml:space="preserve">ZFCST_PAINTS_UPL</w:t>
             </w:r>
             <w:r>
               <w:t xml:space="preserve"> </w:t>
@@ -828,7 +891,7 @@
               <w:rPr>
                 <w:rStyle w:val="VerbatimChar"/>
               </w:rPr>
-              <w:t xml:space="preserve">ZFCST_UPL</w:t>
+              <w:t xml:space="preserve">ZFCST_PAINTS_UPL</w:t>
             </w:r>
             <w:r>
               <w:t xml:space="preserve"> </w:t>
@@ -942,7 +1005,7 @@
               <w:rPr>
                 <w:rStyle w:val="VerbatimChar"/>
               </w:rPr>
-              <w:t xml:space="preserve">ZFCST_UPL</w:t>
+              <w:t xml:space="preserve">ZFCST_PAINTS_UPL</w:t>
             </w:r>
             <w:r>
               <w:t xml:space="preserve"> </w:t>
@@ -1072,7 +1135,7 @@
               <w:rPr>
                 <w:rStyle w:val="VerbatimChar"/>
               </w:rPr>
-              <w:t xml:space="preserve">ZFCST_UPL</w:t>
+              <w:t xml:space="preserve">ZFCST_PAINTS_UPL</w:t>
             </w:r>
             <w:r>
               <w:t xml:space="preserve"> </w:t>

--- a/kpmg/zpp_forecast_paints/docs/ZFORECAST_Paints_Test_Handover.docx
+++ b/kpmg/zpp_forecast_paints/docs/ZFORECAST_Paints_Test_Handover.docx
@@ -728,197 +728,219 @@
             <w:r>
               <w:rPr>
                 <w:rStyle w:val="VerbatimChar"/>
-              </w:rPr>
-              <w:t xml:space="preserve">ZPPT_FCST_YR</w:t>
-            </w:r>
-            <w:r>
-              <w:t xml:space="preserve">: one row per plant, material, year with FCST_NO, M01_FCST…M12_FCST</w:t>
-            </w:r>
-          </w:p>
-        </w:tc>
-      </w:tr>
-      <w:tr>
-        <w:tc>
-          <w:tcPr/>
-          <w:p>
-            <w:pPr>
-              <w:pStyle w:val="Compact"/>
-              <w:jc w:val="left"/>
-            </w:pPr>
-            <w:r>
-              <w:t xml:space="preserve">7</w:t>
-            </w:r>
-          </w:p>
-        </w:tc>
-        <w:tc>
-          <w:tcPr/>
-          <w:p>
-            <w:pPr>
-              <w:pStyle w:val="Compact"/>
-              <w:jc w:val="left"/>
-            </w:pPr>
-            <w:r>
-              <w:rPr>
-                <w:rStyle w:val="VerbatimChar"/>
-              </w:rPr>
-              <w:t xml:space="preserve">ZFCST_PAINTS_UPL</w:t>
-            </w:r>
-            <w:r>
-              <w:t xml:space="preserve"> </w:t>
-            </w:r>
-            <w:r>
-              <w:t xml:space="preserve">→ Business Forecast Quarterly</w:t>
-            </w:r>
-          </w:p>
-        </w:tc>
-        <w:tc>
-          <w:tcPr/>
-          <w:p>
-            <w:pPr>
-              <w:pStyle w:val="Compact"/>
-              <w:jc w:val="left"/>
-            </w:pPr>
-            <w:r>
-              <w:t xml:space="preserve">Plant, material, quarter, year, quantity</w:t>
-            </w:r>
-          </w:p>
-        </w:tc>
-        <w:tc>
-          <w:tcPr/>
-          <w:p>
-            <w:pPr>
-              <w:pStyle w:val="Compact"/>
-              <w:jc w:val="left"/>
-            </w:pPr>
-            <w:r>
-              <w:rPr>
-                <w:rStyle w:val="VerbatimChar"/>
-              </w:rPr>
-              <w:t xml:space="preserve">ZPPT_FCST_QT</w:t>
-            </w:r>
-            <w:r>
-              <w:t xml:space="preserve">: BUS_FCST</w:t>
-            </w:r>
-          </w:p>
-        </w:tc>
-      </w:tr>
-      <w:tr>
-        <w:tc>
-          <w:tcPr/>
-          <w:p>
-            <w:pPr>
-              <w:pStyle w:val="Compact"/>
-              <w:jc w:val="left"/>
-            </w:pPr>
-            <w:r>
-              <w:t xml:space="preserve">8</w:t>
-            </w:r>
-          </w:p>
-        </w:tc>
-        <w:tc>
-          <w:tcPr/>
-          <w:p>
-            <w:pPr>
-              <w:pStyle w:val="Compact"/>
-              <w:jc w:val="left"/>
-            </w:pPr>
-            <w:r>
-              <w:rPr>
-                <w:rStyle w:val="VerbatimChar"/>
-              </w:rPr>
-              <w:t xml:space="preserve">ZFCST_PAINTS</w:t>
-            </w:r>
-            <w:r>
-              <w:t xml:space="preserve"> </w:t>
-            </w:r>
-            <w:r>
-              <w:t xml:space="preserve">→ Quarter Based, quarter 2, Tonnage Wise ticked</w:t>
-            </w:r>
-          </w:p>
-        </w:tc>
-        <w:tc>
-          <w:tcPr/>
-          <w:p>
-            <w:pPr>
-              <w:pStyle w:val="Compact"/>
-              <w:jc w:val="left"/>
-            </w:pPr>
-            <w:r>
-              <w:t xml:space="preserve">Execute, check section 3, Save</w:t>
-            </w:r>
-          </w:p>
-        </w:tc>
-        <w:tc>
-          <w:tcPr/>
-          <w:p>
-            <w:pPr>
-              <w:pStyle w:val="Compact"/>
-              <w:jc w:val="left"/>
-            </w:pPr>
-            <w:r>
-              <w:rPr>
-                <w:rStyle w:val="VerbatimChar"/>
-              </w:rPr>
-              <w:t xml:space="preserve">ZPPT_FCST_QT</w:t>
-            </w:r>
-            <w:r>
-              <w:t xml:space="preserve">: FCST_NO, FINAL_QTY, M4_FCST…M6_FCST, M4_TON…M6_TON (gross weight ÷ 1000), PRICE</w:t>
-            </w:r>
-          </w:p>
-        </w:tc>
-      </w:tr>
-      <w:tr>
-        <w:tc>
-          <w:tcPr/>
-          <w:p>
-            <w:pPr>
-              <w:pStyle w:val="Compact"/>
-              <w:jc w:val="left"/>
-            </w:pPr>
-            <w:r>
-              <w:t xml:space="preserve">9</w:t>
-            </w:r>
-          </w:p>
-        </w:tc>
-        <w:tc>
-          <w:tcPr/>
-          <w:p>
-            <w:pPr>
-              <w:pStyle w:val="Compact"/>
-              <w:jc w:val="left"/>
-            </w:pPr>
-            <w:r>
-              <w:rPr>
-                <w:rStyle w:val="VerbatimChar"/>
-              </w:rPr>
-              <w:t xml:space="preserve">ZFCST_PAINTS_UPL</w:t>
-            </w:r>
-            <w:r>
-              <w:t xml:space="preserve"> </w:t>
-            </w:r>
-            <w:r>
-              <w:t xml:space="preserve">→ Forecast Change Quarterly</w:t>
-            </w:r>
-          </w:p>
-        </w:tc>
-        <w:tc>
-          <w:tcPr/>
-          <w:p>
-            <w:pPr>
-              <w:pStyle w:val="Compact"/>
-              <w:jc w:val="left"/>
-            </w:pPr>
-            <w:r>
-              <w:t xml:space="preserve">Plant, material, quarter,</w:t>
-            </w:r>
-            <w:r>
-              <w:t xml:space="preserve"> </w:t>
-            </w:r>
-            <w:r>
-              <w:rPr>
                 <w:bCs/>
                 <w:b/>
               </w:rPr>
+              <w:t xml:space="preserve">ZPPT_PNT_FCST_YR</w:t>
+            </w:r>
+            <w:r>
+              <w:t xml:space="preserve">: one row per plant, material, year with FCST_NO, M01_FCST…M12_FCST, and the Paints columns NAME1, BRAND, PACK_SIZE, QTY_CARTON, BRGEW, PRICE, M01_KL…M12_KL, M01_CR…M12_CR. The same row without the Paints columns is also in</w:t>
+            </w:r>
+            <w:r>
+              <w:t xml:space="preserve"> </w:t>
+            </w:r>
+            <w:r>
+              <w:rPr>
+                <w:rStyle w:val="VerbatimChar"/>
+              </w:rPr>
+              <w:t xml:space="preserve">ZPPT_FCST_YR</w:t>
+            </w:r>
+          </w:p>
+        </w:tc>
+      </w:tr>
+      <w:tr>
+        <w:tc>
+          <w:tcPr/>
+          <w:p>
+            <w:pPr>
+              <w:pStyle w:val="Compact"/>
+              <w:jc w:val="left"/>
+            </w:pPr>
+            <w:r>
+              <w:t xml:space="preserve">7</w:t>
+            </w:r>
+          </w:p>
+        </w:tc>
+        <w:tc>
+          <w:tcPr/>
+          <w:p>
+            <w:pPr>
+              <w:pStyle w:val="Compact"/>
+              <w:jc w:val="left"/>
+            </w:pPr>
+            <w:r>
+              <w:rPr>
+                <w:rStyle w:val="VerbatimChar"/>
+              </w:rPr>
+              <w:t xml:space="preserve">ZFCST_PAINTS_UPL</w:t>
+            </w:r>
+            <w:r>
+              <w:t xml:space="preserve"> </w:t>
+            </w:r>
+            <w:r>
+              <w:t xml:space="preserve">→ Business Forecast Quarterly</w:t>
+            </w:r>
+          </w:p>
+        </w:tc>
+        <w:tc>
+          <w:tcPr/>
+          <w:p>
+            <w:pPr>
+              <w:pStyle w:val="Compact"/>
+              <w:jc w:val="left"/>
+            </w:pPr>
+            <w:r>
+              <w:t xml:space="preserve">Plant, material, quarter, year, quantity</w:t>
+            </w:r>
+          </w:p>
+        </w:tc>
+        <w:tc>
+          <w:tcPr/>
+          <w:p>
+            <w:pPr>
+              <w:pStyle w:val="Compact"/>
+              <w:jc w:val="left"/>
+            </w:pPr>
+            <w:r>
+              <w:rPr>
+                <w:rStyle w:val="VerbatimChar"/>
+              </w:rPr>
+              <w:t xml:space="preserve">ZPPT_FCST_QT</w:t>
+            </w:r>
+            <w:r>
+              <w:t xml:space="preserve">: BUS_FCST</w:t>
+            </w:r>
+          </w:p>
+        </w:tc>
+      </w:tr>
+      <w:tr>
+        <w:tc>
+          <w:tcPr/>
+          <w:p>
+            <w:pPr>
+              <w:pStyle w:val="Compact"/>
+              <w:jc w:val="left"/>
+            </w:pPr>
+            <w:r>
+              <w:t xml:space="preserve">8</w:t>
+            </w:r>
+          </w:p>
+        </w:tc>
+        <w:tc>
+          <w:tcPr/>
+          <w:p>
+            <w:pPr>
+              <w:pStyle w:val="Compact"/>
+              <w:jc w:val="left"/>
+            </w:pPr>
+            <w:r>
+              <w:rPr>
+                <w:rStyle w:val="VerbatimChar"/>
+              </w:rPr>
+              <w:t xml:space="preserve">ZFCST_PAINTS</w:t>
+            </w:r>
+            <w:r>
+              <w:t xml:space="preserve"> </w:t>
+            </w:r>
+            <w:r>
+              <w:t xml:space="preserve">→ Quarter Based, quarter 2, Tonnage Wise ticked</w:t>
+            </w:r>
+          </w:p>
+        </w:tc>
+        <w:tc>
+          <w:tcPr/>
+          <w:p>
+            <w:pPr>
+              <w:pStyle w:val="Compact"/>
+              <w:jc w:val="left"/>
+            </w:pPr>
+            <w:r>
+              <w:t xml:space="preserve">Execute, check section 3, Save</w:t>
+            </w:r>
+          </w:p>
+        </w:tc>
+        <w:tc>
+          <w:tcPr/>
+          <w:p>
+            <w:pPr>
+              <w:pStyle w:val="Compact"/>
+              <w:jc w:val="left"/>
+            </w:pPr>
+            <w:r>
+              <w:rPr>
+                <w:rStyle w:val="VerbatimChar"/>
+                <w:bCs/>
+                <w:b/>
+              </w:rPr>
+              <w:t xml:space="preserve">ZPPT_PNT_FCST_QT</w:t>
+            </w:r>
+            <w:r>
+              <w:t xml:space="preserve">: FCST_NO, FINAL_QTY, M4_FCST…M6_FCST, M4_TON…M6_TON (gross weight ÷ 1000), PRICE, M4_KL…M6_KL, M4_CR…M6_CR, BRAND, PACK_SIZE. Also written to</w:t>
+            </w:r>
+            <w:r>
+              <w:t xml:space="preserve"> </w:t>
+            </w:r>
+            <w:r>
+              <w:rPr>
+                <w:rStyle w:val="VerbatimChar"/>
+              </w:rPr>
+              <w:t xml:space="preserve">ZPPT_FCST_QT</w:t>
+            </w:r>
+          </w:p>
+        </w:tc>
+      </w:tr>
+      <w:tr>
+        <w:tc>
+          <w:tcPr/>
+          <w:p>
+            <w:pPr>
+              <w:pStyle w:val="Compact"/>
+              <w:jc w:val="left"/>
+            </w:pPr>
+            <w:r>
+              <w:t xml:space="preserve">9</w:t>
+            </w:r>
+          </w:p>
+        </w:tc>
+        <w:tc>
+          <w:tcPr/>
+          <w:p>
+            <w:pPr>
+              <w:pStyle w:val="Compact"/>
+              <w:jc w:val="left"/>
+            </w:pPr>
+            <w:r>
+              <w:rPr>
+                <w:rStyle w:val="VerbatimChar"/>
+              </w:rPr>
+              <w:t xml:space="preserve">ZFCST_PAINTS_UPL</w:t>
+            </w:r>
+            <w:r>
+              <w:t xml:space="preserve"> </w:t>
+            </w:r>
+            <w:r>
+              <w:t xml:space="preserve">→ Forecast Change Quarterly</w:t>
+            </w:r>
+          </w:p>
+        </w:tc>
+        <w:tc>
+          <w:tcPr/>
+          <w:p>
+            <w:pPr>
+              <w:pStyle w:val="Compact"/>
+              <w:jc w:val="left"/>
+            </w:pPr>
+            <w:r>
+              <w:t xml:space="preserve">Plant, material, quarter,</w:t>
+            </w:r>
+            <w:r>
+              <w:t xml:space="preserve"> </w:t>
+            </w:r>
+            <w:r>
+              <w:rPr>
+                <w:bCs/>
+                <w:b/>
+              </w:rPr>
               <w:t xml:space="preserve">month 1, 2 or 3 within the quarter</w:t>
             </w:r>
             <w:r>
@@ -1102,11 +1124,22 @@
             <w:r>
               <w:rPr>
                 <w:rStyle w:val="VerbatimChar"/>
+                <w:bCs/>
+                <w:b/>
+              </w:rPr>
+              <w:t xml:space="preserve">ZPPT_PNT_FCST_MN</w:t>
+            </w:r>
+            <w:r>
+              <w:t xml:space="preserve">: FCST_NO, FINAL_QTY, BUS_FCST_ADD, M4_FCST, M4_TON, PRICE, M4_KL, M4_CR, BRAND, PACK_SIZE. Also written to</w:t>
+            </w:r>
+            <w:r>
+              <w:t xml:space="preserve"> </w:t>
+            </w:r>
+            <w:r>
+              <w:rPr>
+                <w:rStyle w:val="VerbatimChar"/>
               </w:rPr>
               <w:t xml:space="preserve">ZPPT_FCST_MN</w:t>
-            </w:r>
-            <w:r>
-              <w:t xml:space="preserve">: FCST_NO, FINAL_QTY, BUS_FCST_ADD, M4_FCST, M4_TON</w:t>
             </w:r>
           </w:p>
         </w:tc>

--- a/kpmg/zpp_forecast_paints/docs/ZFORECAST_Paints_Test_Handover.docx
+++ b/kpmg/zpp_forecast_paints/docs/ZFORECAST_Paints_Test_Handover.docx
@@ -16,19 +16,13 @@
         <w:pStyle w:val="FirstParagraph"/>
       </w:pPr>
       <w:r>
-        <w:t xml:space="preserve">Astral / UDAY (KPMG), Paints division. Functional test handover, 19.10.2026, Arnav Johri.</w:t>
+        <w:t xml:space="preserve">Astral / UDAY (KPMG), Paints division. Functional test handover, 22.10.2026, Arnav Johri.</w:t>
       </w:r>
       <w:r>
         <w:t xml:space="preserve"> </w:t>
       </w:r>
       <w:r>
-        <w:t xml:space="preserve">Development system. Run in the order below; each step feeds the next. Only three</w:t>
-      </w:r>
-      <w:r>
-        <w:t xml:space="preserve"> </w:t>
-      </w:r>
-      <w:r>
-        <w:t xml:space="preserve">transactions are involved:</w:t>
+        <w:t xml:space="preserve">Development system. Run in the order below; each step feeds the next. Three transactions:</w:t>
       </w:r>
       <w:r>
         <w:t xml:space="preserve"> </w:t>
@@ -37,7 +31,7 @@
         <w:rPr>
           <w:rStyle w:val="VerbatimChar"/>
         </w:rPr>
-        <w:t xml:space="preserve">ZFCST_PAINTS_UPL</w:t>
+        <w:t xml:space="preserve">ZFCST_UPL</w:t>
       </w:r>
       <w:r>
         <w:t xml:space="preserve"> </w:t>
@@ -58,13 +52,7 @@
         <w:t xml:space="preserve"> </w:t>
       </w:r>
       <w:r>
-        <w:t xml:space="preserve">for the</w:t>
-      </w:r>
-      <w:r>
-        <w:t xml:space="preserve"> </w:t>
-      </w:r>
-      <w:r>
-        <w:t xml:space="preserve">forecasts,</w:t>
+        <w:t xml:space="preserve">for the forecasts,</w:t>
       </w:r>
       <w:r>
         <w:t xml:space="preserve"> </w:t>
@@ -79,7 +67,13 @@
         <w:t xml:space="preserve"> </w:t>
       </w:r>
       <w:r>
-        <w:t xml:space="preserve">for the final report.</w:t>
+        <w:t xml:space="preserve">for the final</w:t>
+      </w:r>
+      <w:r>
+        <w:t xml:space="preserve"> </w:t>
+      </w:r>
+      <w:r>
+        <w:t xml:space="preserve">report.</w:t>
       </w:r>
     </w:p>
     <w:bookmarkStart w:id="20" w:name="before-the-first-run-one-time-setup"/>
@@ -377,13 +371,13 @@
               <w:rPr>
                 <w:rStyle w:val="VerbatimChar"/>
               </w:rPr>
-              <w:t xml:space="preserve">ZFCST_PAINTS_UPL</w:t>
+              <w:t xml:space="preserve">ZFCST_UPL</w:t>
             </w:r>
             <w:r>
               <w:t xml:space="preserve"> </w:t>
             </w:r>
             <w:r>
-              <w:t xml:space="preserve">→ Product Category (Paints)</w:t>
+              <w:t xml:space="preserve">→ Product Category</w:t>
             </w:r>
           </w:p>
         </w:tc>
@@ -442,7 +436,7 @@
               <w:rPr>
                 <w:rStyle w:val="VerbatimChar"/>
               </w:rPr>
-              <w:t xml:space="preserve">ZFCST_PAINTS_UPL</w:t>
+              <w:t xml:space="preserve">ZFCST_UPL</w:t>
             </w:r>
             <w:r>
               <w:t xml:space="preserve"> </w:t>
@@ -507,7 +501,7 @@
               <w:rPr>
                 <w:rStyle w:val="VerbatimChar"/>
               </w:rPr>
-              <w:t xml:space="preserve">ZFCST_PAINTS_UPL</w:t>
+              <w:t xml:space="preserve">ZFCST_UPL</w:t>
             </w:r>
             <w:r>
               <w:t xml:space="preserve"> </w:t>
@@ -569,7 +563,7 @@
               <w:rPr>
                 <w:rStyle w:val="VerbatimChar"/>
               </w:rPr>
-              <w:t xml:space="preserve">ZFCST_PAINTS_UPL</w:t>
+              <w:t xml:space="preserve">ZFCST_UPL</w:t>
             </w:r>
             <w:r>
               <w:t xml:space="preserve"> </w:t>
@@ -631,7 +625,7 @@
               <w:rPr>
                 <w:rStyle w:val="VerbatimChar"/>
               </w:rPr>
-              <w:t xml:space="preserve">ZFCST_PAINTS_UPL</w:t>
+              <w:t xml:space="preserve">ZFCST_UPL</w:t>
             </w:r>
             <w:r>
               <w:t xml:space="preserve"> </w:t>
@@ -734,7 +728,7 @@
               <w:t xml:space="preserve">ZPPT_PNT_FCST_YR</w:t>
             </w:r>
             <w:r>
-              <w:t xml:space="preserve">: one row per plant, material, year with FCST_NO, M01_FCST…M12_FCST, and the Paints columns NAME1, BRAND, PACK_SIZE, QTY_CARTON, BRGEW, PRICE, M01_KL…M12_KL, M01_CR…M12_CR. The same row without the Paints columns is also in</w:t>
+              <w:t xml:space="preserve">: one row per plant, material, year, with every column of the list — FCST_NO, NAME1, BRAND, MTS_MTO, groups, PACK_SIZE, PRICE, QTY_CARTON, M01_FCST…M12_FCST, M01_KL…M12_KL, M01_CR…M12_CR, BRGEW, M01_TON…M12_TON. The Adhesive-shaped row is also in</w:t>
             </w:r>
             <w:r>
               <w:t xml:space="preserve"> </w:t>
@@ -772,7 +766,7 @@
               <w:rPr>
                 <w:rStyle w:val="VerbatimChar"/>
               </w:rPr>
-              <w:t xml:space="preserve">ZFCST_PAINTS_UPL</w:t>
+              <w:t xml:space="preserve">ZFCST_UPL</w:t>
             </w:r>
             <w:r>
               <w:t xml:space="preserve"> </w:t>
@@ -875,7 +869,7 @@
               <w:t xml:space="preserve">ZPPT_PNT_FCST_QT</w:t>
             </w:r>
             <w:r>
-              <w:t xml:space="preserve">: FCST_NO, FINAL_QTY, M4_FCST…M6_FCST, M4_TON…M6_TON (gross weight ÷ 1000), PRICE, M4_KL…M6_KL, M4_CR…M6_CR, BRAND, PACK_SIZE. Also written to</w:t>
+              <w:t xml:space="preserve">: FCST_NO, the comparison columns, FCST_QTY, BUS_FCST, FINAL_QTY, per month M4_FCST / BUS_FCST_ADD1 / M4_FCST_FINAL / M4_KL / M4_CR / M4_TON and the same for M5, M6, BRGEW. Also written to</w:t>
             </w:r>
             <w:r>
               <w:t xml:space="preserve"> </w:t>
@@ -913,7 +907,7 @@
               <w:rPr>
                 <w:rStyle w:val="VerbatimChar"/>
               </w:rPr>
-              <w:t xml:space="preserve">ZFCST_PAINTS_UPL</w:t>
+              <w:t xml:space="preserve">ZFCST_UPL</w:t>
             </w:r>
             <w:r>
               <w:t xml:space="preserve"> </w:t>
@@ -998,7 +992,22 @@
               <w:t xml:space="preserve"> </w:t>
             </w:r>
             <w:r>
-              <w:t xml:space="preserve">columns</w:t>
+              <w:t xml:space="preserve">columns, and</w:t>
+            </w:r>
+            <w:r>
+              <w:t xml:space="preserve"> </w:t>
+            </w:r>
+            <w:r>
+              <w:rPr>
+                <w:rStyle w:val="VerbatimChar"/>
+              </w:rPr>
+              <w:t xml:space="preserve">ZPPT_PNT_FCST_QT</w:t>
+            </w:r>
+            <w:r>
+              <w:t xml:space="preserve"> </w:t>
+            </w:r>
+            <w:r>
+              <w:t xml:space="preserve">updated on Save</w:t>
             </w:r>
           </w:p>
         </w:tc>
@@ -1027,7 +1036,7 @@
               <w:rPr>
                 <w:rStyle w:val="VerbatimChar"/>
               </w:rPr>
-              <w:t xml:space="preserve">ZFCST_PAINTS_UPL</w:t>
+              <w:t xml:space="preserve">ZFCST_UPL</w:t>
             </w:r>
             <w:r>
               <w:t xml:space="preserve"> </w:t>
@@ -1130,7 +1139,7 @@
               <w:t xml:space="preserve">ZPPT_PNT_FCST_MN</w:t>
             </w:r>
             <w:r>
-              <w:t xml:space="preserve">: FCST_NO, FINAL_QTY, BUS_FCST_ADD, M4_FCST, M4_TON, PRICE, M4_KL, M4_CR, BRAND, PACK_SIZE. Also written to</w:t>
+              <w:t xml:space="preserve">: FCST_NO, comparison columns, FCST_QTY, BUS_FCST, FINAL_QTY, BUS_FCST_ADD, TOTAL_QTY, M4_KL, M4_CR, M4_TON, BRGEW. Also written to</w:t>
             </w:r>
             <w:r>
               <w:t xml:space="preserve"> </w:t>
@@ -1168,7 +1177,7 @@
               <w:rPr>
                 <w:rStyle w:val="VerbatimChar"/>
               </w:rPr>
-              <w:t xml:space="preserve">ZFCST_PAINTS_UPL</w:t>
+              <w:t xml:space="preserve">ZFCST_UPL</w:t>
             </w:r>
             <w:r>
               <w:t xml:space="preserve"> </w:t>
@@ -1351,7 +1360,13 @@
         <w:t xml:space="preserve"> </w:t>
       </w:r>
       <w:r>
-        <w:t xml:space="preserve">material and financial year, whichever was saved first.</w:t>
+        <w:t xml:space="preserve">material and financial year, whichever was saved first. The Paints tables hold the list as</w:t>
+      </w:r>
+      <w:r>
+        <w:t xml:space="preserve"> </w:t>
+      </w:r>
+      <w:r>
+        <w:t xml:space="preserve">displayed; the shared tables hold the Adhesive-shaped row the engine works with.</w:t>
       </w:r>
     </w:p>
     <w:bookmarkEnd w:id="21"/>
@@ -1783,7 +1798,7 @@
               <w:jc w:val="left"/>
             </w:pPr>
             <w:r>
-              <w:t xml:space="preserve">Forecast Number and Message columns appear at the end of the list</w:t>
+              <w:t xml:space="preserve">Forecast Number and Message columns appear at the end of the list; the row is in the Paints table and in the shared table</w:t>
             </w:r>
           </w:p>
         </w:tc>

--- a/kpmg/zpp_forecast_paints/docs/ZFORECAST_Paints_Test_Handover.docx
+++ b/kpmg/zpp_forecast_paints/docs/ZFORECAST_Paints_Test_Handover.docx
@@ -2,13 +2,13 @@
 <file path=word/document.xml><?xml version="1.0" encoding="utf-8"?>
 <w:document xmlns:w="http://schemas.openxmlformats.org/wordprocessingml/2006/main" xmlns:m="http://schemas.openxmlformats.org/officeDocument/2006/math" xmlns:r="http://schemas.openxmlformats.org/officeDocument/2006/relationships" xmlns:o="urn:schemas-microsoft-com:office:office" xmlns:v="urn:schemas-microsoft-com:vml" xmlns:w10="urn:schemas-microsoft-com:office:word" xmlns:a="http://schemas.openxmlformats.org/drawingml/2006/main" xmlns:pic="http://schemas.openxmlformats.org/drawingml/2006/picture" xmlns:wp="http://schemas.openxmlformats.org/drawingml/2006/wordprocessingDrawing">
   <w:body>
-    <w:bookmarkStart w:id="25" w:name="X6c6b7b4a87ba5d1476164aa7b01289289d0292c"/>
+    <w:bookmarkStart w:id="29" w:name="zforecast-paints-functional-test-pack"/>
     <w:p>
       <w:pPr>
         <w:pStyle w:val="Heading1"/>
       </w:pPr>
       <w:r>
-        <w:t xml:space="preserve">ZFORECAST Paints — what to run and what to check</w:t>
+        <w:t xml:space="preserve">ZFORECAST Paints — functional test pack</w:t>
       </w:r>
     </w:p>
     <w:p>
@@ -16,73 +16,53 @@
         <w:pStyle w:val="FirstParagraph"/>
       </w:pPr>
       <w:r>
-        <w:t xml:space="preserve">Astral / UDAY (KPMG), Paints division. Functional test handover, 22.10.2026, Arnav Johri.</w:t>
+        <w:t xml:space="preserve">Astral / UDAY (KPMG) · Paints division (WRICEF ID-2B) · PP / SD</w:t>
       </w:r>
       <w:r>
         <w:t xml:space="preserve"> </w:t>
       </w:r>
       <w:r>
-        <w:t xml:space="preserve">Development system. Run in the order below; each step feeds the next. Three transactions:</w:t>
+        <w:t xml:space="preserve">Prepared 22.10.2026 by Arnav Johri · Development system · Transport</w:t>
       </w:r>
       <w:r>
         <w:t xml:space="preserve"> </w:t>
       </w:r>
       <w:r>
         <w:rPr>
-          <w:rStyle w:val="VerbatimChar"/>
+          <w:bCs/>
+          <w:b/>
         </w:rPr>
-        <w:t xml:space="preserve">ZFCST_UPL</w:t>
+        <w:t xml:space="preserve">DEVK930479</w:t>
       </w:r>
       <w:r>
         <w:t xml:space="preserve"> </w:t>
       </w:r>
       <w:r>
-        <w:t xml:space="preserve">for every upload,</w:t>
+        <w:t xml:space="preserve">(UDAYABAP03,</w:t>
       </w:r>
       <w:r>
         <w:t xml:space="preserve"> </w:t>
       </w:r>
       <w:r>
-        <w:rPr>
-          <w:rStyle w:val="VerbatimChar"/>
-        </w:rPr>
-        <w:t xml:space="preserve">ZFCST_PAINTS</w:t>
-      </w:r>
-      <w:r>
-        <w:t xml:space="preserve"> </w:t>
-      </w:r>
-      <w:r>
-        <w:t xml:space="preserve">for the forecasts,</w:t>
-      </w:r>
-      <w:r>
-        <w:t xml:space="preserve"> </w:t>
-      </w:r>
-      <w:r>
-        <w:rPr>
-          <w:rStyle w:val="VerbatimChar"/>
-        </w:rPr>
-        <w:t xml:space="preserve">ZFCST_RPT</w:t>
-      </w:r>
-      <w:r>
-        <w:t xml:space="preserve"> </w:t>
-      </w:r>
-      <w:r>
-        <w:t xml:space="preserve">for the final</w:t>
-      </w:r>
-      <w:r>
-        <w:t xml:space="preserve"> </w:t>
-      </w:r>
-      <w:r>
-        <w:t xml:space="preserve">report.</w:t>
+        <w:t xml:space="preserve">“</w:t>
+      </w:r>
+      <w:r>
+        <w:t xml:space="preserve">UDAY: PP: 2B: Forcast Paints</w:t>
+      </w:r>
+      <w:r>
+        <w:t xml:space="preserve">”</w:t>
+      </w:r>
+      <w:r>
+        <w:t xml:space="preserve">), not released.</w:t>
       </w:r>
     </w:p>
-    <w:bookmarkStart w:id="20" w:name="before-the-first-run-one-time-setup"/>
+    <w:bookmarkStart w:id="20" w:name="a.-what-is-delivered"/>
     <w:p>
       <w:pPr>
         <w:pStyle w:val="Heading2"/>
       </w:pPr>
       <w:r>
-        <w:t xml:space="preserve">1. Before the first run (one-time setup)</w:t>
+        <w:t xml:space="preserve">A. What is delivered</w:t>
       </w:r>
     </w:p>
     <w:tbl>
@@ -93,9 +73,8 @@
         <w:jc w:val="start"/>
       </w:tblPr>
       <w:tblGrid>
-        <w:gridCol w:w="1793"/>
-        <w:gridCol w:w="3436"/>
-        <w:gridCol w:w="2689"/>
+        <w:gridCol w:w="1620"/>
+        <w:gridCol w:w="6300"/>
       </w:tblGrid>
       <w:tr>
         <w:trPr>
@@ -109,92 +88,157 @@
               <w:jc w:val="left"/>
             </w:pPr>
             <w:r>
-              <w:t xml:space="preserve">Where</w:t>
-            </w:r>
-          </w:p>
-        </w:tc>
-        <w:tc>
-          <w:tcPr/>
-          <w:p>
-            <w:pPr>
-              <w:pStyle w:val="Compact"/>
-              <w:jc w:val="left"/>
-            </w:pPr>
-            <w:r>
-              <w:t xml:space="preserve">What</w:t>
-            </w:r>
-          </w:p>
-        </w:tc>
-        <w:tc>
-          <w:tcPr/>
-          <w:p>
-            <w:pPr>
-              <w:pStyle w:val="Compact"/>
-              <w:jc w:val="left"/>
-            </w:pPr>
-            <w:r>
-              <w:t xml:space="preserve">Why</w:t>
-            </w:r>
-          </w:p>
-        </w:tc>
-      </w:tr>
-      <w:tr>
-        <w:tc>
-          <w:tcPr/>
-          <w:p>
-            <w:pPr>
-              <w:pStyle w:val="Compact"/>
-              <w:jc w:val="left"/>
-            </w:pPr>
-            <w:r>
-              <w:t xml:space="preserve">SM30</w:t>
+              <w:t xml:space="preserve">Transaction</w:t>
+            </w:r>
+          </w:p>
+        </w:tc>
+        <w:tc>
+          <w:tcPr/>
+          <w:p>
+            <w:pPr>
+              <w:pStyle w:val="Compact"/>
+              <w:jc w:val="left"/>
+            </w:pPr>
+            <w:r>
+              <w:t xml:space="preserve">What it does</w:t>
+            </w:r>
+          </w:p>
+        </w:tc>
+      </w:tr>
+      <w:tr>
+        <w:tc>
+          <w:tcPr/>
+          <w:p>
+            <w:pPr>
+              <w:pStyle w:val="Compact"/>
+              <w:jc w:val="left"/>
+            </w:pPr>
+            <w:r>
+              <w:rPr>
+                <w:bCs/>
+                <w:b/>
+              </w:rPr>
+              <w:t xml:space="preserve">ZFCST_PAINTS</w:t>
+            </w:r>
+          </w:p>
+        </w:tc>
+        <w:tc>
+          <w:tcPr/>
+          <w:p>
+            <w:pPr>
+              <w:pStyle w:val="Compact"/>
+              <w:jc w:val="left"/>
+            </w:pPr>
+            <w:r>
+              <w:t xml:space="preserve">Forecast generation for Paints plants: Annual, Quarter Based, Month Based. Shows the Paints list (brand, pack size, DPL, qty per carton, KL, crores, tonnage) and saves the selected rows</w:t>
+            </w:r>
+          </w:p>
+        </w:tc>
+      </w:tr>
+      <w:tr>
+        <w:tc>
+          <w:tcPr/>
+          <w:p>
+            <w:pPr>
+              <w:pStyle w:val="Compact"/>
+              <w:jc w:val="left"/>
+            </w:pPr>
+            <w:r>
+              <w:rPr>
+                <w:bCs/>
+                <w:b/>
+              </w:rPr>
+              <w:t xml:space="preserve">ZFCST_UPL</w:t>
+            </w:r>
+          </w:p>
+        </w:tc>
+        <w:tc>
+          <w:tcPr/>
+          <w:p>
+            <w:pPr>
+              <w:pStyle w:val="Compact"/>
+              <w:jc w:val="left"/>
+            </w:pPr>
+            <w:r>
+              <w:t xml:space="preserve">All nine uploads, shared with Adhesive: Product Category (now with MTS / MTO / DIS / TIN), Material Tracking, Material Exclusion, Legacy Sales History, Business Forecast Quarterly, Business Forecast Monthly, Forecast Change Quarterly, Forecast Change Monthly,</w:t>
             </w:r>
             <w:r>
               <w:t xml:space="preserve"> </w:t>
             </w:r>
+            <w:r>
+              <w:rPr>
+                <w:bCs/>
+                <w:b/>
+              </w:rPr>
+              <w:t xml:space="preserve">Brand</w:t>
+            </w:r>
+            <w:r>
+              <w:t xml:space="preserve"> </w:t>
+            </w:r>
+            <w:r>
+              <w:t xml:space="preserve">(new)</w:t>
+            </w:r>
+          </w:p>
+        </w:tc>
+      </w:tr>
+      <w:tr>
+        <w:tc>
+          <w:tcPr/>
+          <w:p>
+            <w:pPr>
+              <w:pStyle w:val="Compact"/>
+              <w:jc w:val="left"/>
+            </w:pPr>
+            <w:r>
+              <w:rPr>
+                <w:bCs/>
+                <w:b/>
+              </w:rPr>
+              <w:t xml:space="preserve">ZFCST_RPT</w:t>
+            </w:r>
+          </w:p>
+        </w:tc>
+        <w:tc>
+          <w:tcPr/>
+          <w:p>
+            <w:pPr>
+              <w:pStyle w:val="Compact"/>
+              <w:jc w:val="left"/>
+            </w:pPr>
+            <w:r>
+              <w:t xml:space="preserve">Final forecast report, shared with Adhesive; select the Paints plants</w:t>
+            </w:r>
+          </w:p>
+        </w:tc>
+      </w:tr>
+      <w:tr>
+        <w:tc>
+          <w:tcPr/>
+          <w:p>
+            <w:pPr>
+              <w:pStyle w:val="Compact"/>
+              <w:jc w:val="left"/>
+            </w:pPr>
+            <w:r>
+              <w:t xml:space="preserve">Tables (SE16)</w:t>
+            </w:r>
+          </w:p>
+        </w:tc>
+        <w:tc>
+          <w:tcPr/>
+          <w:p>
+            <w:pPr>
+              <w:pStyle w:val="Compact"/>
+              <w:jc w:val="left"/>
+            </w:pPr>
             <w:r>
               <w:rPr>
                 <w:rStyle w:val="VerbatimChar"/>
               </w:rPr>
-              <w:t xml:space="preserve">ZPPV_FCST_CFG</w:t>
-            </w:r>
-          </w:p>
-        </w:tc>
-        <w:tc>
-          <w:tcPr/>
-          <w:p>
-            <w:pPr>
-              <w:pStyle w:val="Compact"/>
-              <w:jc w:val="left"/>
-            </w:pPr>
-            <w:r>
-              <w:t xml:space="preserve">One row per Paints plant: Sales Org = 4000</w:t>
-            </w:r>
-          </w:p>
-        </w:tc>
-        <w:tc>
-          <w:tcPr/>
-          <w:p>
-            <w:pPr>
-              <w:pStyle w:val="Compact"/>
-              <w:jc w:val="left"/>
-            </w:pPr>
-            <w:r>
-              <w:t xml:space="preserve">Material groups and quantity per carton are read for this sales org. Without the row the run logs a warning and uses 4000 anyway</w:t>
-            </w:r>
-          </w:p>
-        </w:tc>
-      </w:tr>
-      <w:tr>
-        <w:tc>
-          <w:tcPr/>
-          <w:p>
-            <w:pPr>
-              <w:pStyle w:val="Compact"/>
-              <w:jc w:val="left"/>
-            </w:pPr>
-            <w:r>
-              <w:t xml:space="preserve">STVARV</w:t>
+              <w:t xml:space="preserve">ZPPT_PNT_FCST_YR</w:t>
+            </w:r>
+            <w:r>
+              <w:t xml:space="preserve">,</w:t>
             </w:r>
             <w:r>
               <w:t xml:space="preserve"> </w:t>
@@ -203,82 +247,181 @@
               <w:rPr>
                 <w:rStyle w:val="VerbatimChar"/>
               </w:rPr>
-              <w:t xml:space="preserve">ZPP_FORECAST_MTART</w:t>
-            </w:r>
-          </w:p>
-        </w:tc>
-        <w:tc>
-          <w:tcPr/>
-          <w:p>
-            <w:pPr>
-              <w:pStyle w:val="Compact"/>
-              <w:jc w:val="left"/>
-            </w:pPr>
-            <w:r>
-              <w:t xml:space="preserve">Material types FERT and HAWA (already there for Adhesive)</w:t>
-            </w:r>
-          </w:p>
-        </w:tc>
-        <w:tc>
-          <w:tcPr/>
-          <w:p>
-            <w:pPr>
-              <w:pStyle w:val="Compact"/>
-              <w:jc w:val="left"/>
-            </w:pPr>
-            <w:r>
-              <w:t xml:space="preserve">Only these material types appear on the lists</w:t>
-            </w:r>
-          </w:p>
-        </w:tc>
-      </w:tr>
-      <w:tr>
-        <w:tc>
-          <w:tcPr/>
-          <w:p>
-            <w:pPr>
-              <w:pStyle w:val="Compact"/>
-              <w:jc w:val="left"/>
-            </w:pPr>
-            <w:r>
-              <w:t xml:space="preserve">Master data of the test materials</w:t>
-            </w:r>
-          </w:p>
-        </w:tc>
-        <w:tc>
-          <w:tcPr/>
-          <w:p>
-            <w:pPr>
-              <w:pStyle w:val="Compact"/>
-              <w:jc w:val="left"/>
-            </w:pPr>
-            <w:r>
-              <w:t xml:space="preserve">Sales view in sales org 4000 with Material Group 1 filled; alternative unit L, ML, KG or G in the material master (Additional Data → Units of Measure); gross weight; a DPL condition record (A923)</w:t>
-            </w:r>
-          </w:p>
-        </w:tc>
-        <w:tc>
-          <w:tcPr/>
-          <w:p>
-            <w:pPr>
-              <w:pStyle w:val="Compact"/>
-              <w:jc w:val="left"/>
-            </w:pPr>
-            <w:r>
-              <w:t xml:space="preserve">Qty per carton, pack size, tonnage and DPL come from here. A material without them shows blank or zero in that column, not an error</w:t>
+              <w:t xml:space="preserve">ZPPT_PNT_FCST_QT</w:t>
+            </w:r>
+            <w:r>
+              <w:t xml:space="preserve">,</w:t>
+            </w:r>
+            <w:r>
+              <w:t xml:space="preserve"> </w:t>
+            </w:r>
+            <w:r>
+              <w:rPr>
+                <w:rStyle w:val="VerbatimChar"/>
+              </w:rPr>
+              <w:t xml:space="preserve">ZPPT_PNT_FCST_MN</w:t>
+            </w:r>
+            <w:r>
+              <w:t xml:space="preserve"> </w:t>
+            </w:r>
+            <w:r>
+              <w:t xml:space="preserve">hold the saved Paints forecasts exactly as the list shows them;</w:t>
+            </w:r>
+            <w:r>
+              <w:t xml:space="preserve"> </w:t>
+            </w:r>
+            <w:r>
+              <w:rPr>
+                <w:rStyle w:val="VerbatimChar"/>
+              </w:rPr>
+              <w:t xml:space="preserve">ZPPT_BRAND</w:t>
+            </w:r>
+            <w:r>
+              <w:t xml:space="preserve"> </w:t>
+            </w:r>
+            <w:r>
+              <w:t xml:space="preserve">the brands;</w:t>
+            </w:r>
+            <w:r>
+              <w:t xml:space="preserve"> </w:t>
+            </w:r>
+            <w:r>
+              <w:rPr>
+                <w:rStyle w:val="VerbatimChar"/>
+              </w:rPr>
+              <w:t xml:space="preserve">ZPPT_PROD_CAT</w:t>
+            </w:r>
+            <w:r>
+              <w:t xml:space="preserve">,</w:t>
+            </w:r>
+            <w:r>
+              <w:t xml:space="preserve"> </w:t>
+            </w:r>
+            <w:r>
+              <w:rPr>
+                <w:rStyle w:val="VerbatimChar"/>
+              </w:rPr>
+              <w:t xml:space="preserve">ZPPT_MAT_TRACK</w:t>
+            </w:r>
+            <w:r>
+              <w:t xml:space="preserve">,</w:t>
+            </w:r>
+            <w:r>
+              <w:t xml:space="preserve"> </w:t>
+            </w:r>
+            <w:r>
+              <w:rPr>
+                <w:rStyle w:val="VerbatimChar"/>
+              </w:rPr>
+              <w:t xml:space="preserve">ZPPT_MAT_EXCL</w:t>
+            </w:r>
+            <w:r>
+              <w:t xml:space="preserve">,</w:t>
+            </w:r>
+            <w:r>
+              <w:t xml:space="preserve"> </w:t>
+            </w:r>
+            <w:r>
+              <w:rPr>
+                <w:rStyle w:val="VerbatimChar"/>
+              </w:rPr>
+              <w:t xml:space="preserve">ZPPT_SLS_HIST</w:t>
+            </w:r>
+            <w:r>
+              <w:t xml:space="preserve"> </w:t>
+            </w:r>
+            <w:r>
+              <w:t xml:space="preserve">the configuration and history;</w:t>
+            </w:r>
+            <w:r>
+              <w:t xml:space="preserve"> </w:t>
+            </w:r>
+            <w:r>
+              <w:rPr>
+                <w:rStyle w:val="VerbatimChar"/>
+              </w:rPr>
+              <w:t xml:space="preserve">ZPPT_FCST_YR</w:t>
+            </w:r>
+            <w:r>
+              <w:t xml:space="preserve"> </w:t>
+            </w:r>
+            <w:r>
+              <w:t xml:space="preserve">/</w:t>
+            </w:r>
+            <w:r>
+              <w:t xml:space="preserve"> </w:t>
+            </w:r>
+            <w:r>
+              <w:rPr>
+                <w:rStyle w:val="VerbatimChar"/>
+              </w:rPr>
+              <w:t xml:space="preserve">_QT</w:t>
+            </w:r>
+            <w:r>
+              <w:t xml:space="preserve"> </w:t>
+            </w:r>
+            <w:r>
+              <w:t xml:space="preserve">/</w:t>
+            </w:r>
+            <w:r>
+              <w:t xml:space="preserve"> </w:t>
+            </w:r>
+            <w:r>
+              <w:rPr>
+                <w:rStyle w:val="VerbatimChar"/>
+              </w:rPr>
+              <w:t xml:space="preserve">_MN</w:t>
+            </w:r>
+            <w:r>
+              <w:t xml:space="preserve"> </w:t>
+            </w:r>
+            <w:r>
+              <w:t xml:space="preserve">the shared rows the report reads</w:t>
             </w:r>
           </w:p>
         </w:tc>
       </w:tr>
     </w:tbl>
+    <w:p>
+      <w:pPr>
+        <w:pStyle w:val="BodyText"/>
+      </w:pPr>
+      <w:r>
+        <w:t xml:space="preserve">Built to Sheet1 of</w:t>
+      </w:r>
+      <w:r>
+        <w:t xml:space="preserve"> </w:t>
+      </w:r>
+      <w:r>
+        <w:rPr>
+          <w:rStyle w:val="VerbatimChar"/>
+        </w:rPr>
+        <w:t xml:space="preserve">Forecast_Template-Paints_1.xlsx</w:t>
+      </w:r>
+      <w:r>
+        <w:t xml:space="preserve">. Where the sheets disagree Sheet1 was</w:t>
+      </w:r>
+      <w:r>
+        <w:t xml:space="preserve"> </w:t>
+      </w:r>
+      <w:r>
+        <w:t xml:space="preserve">taken; the points that needed a decision are listed in section H and are what this test</w:t>
+      </w:r>
+      <w:r>
+        <w:t xml:space="preserve"> </w:t>
+      </w:r>
+      <w:r>
+        <w:t xml:space="preserve">should settle.</w:t>
+      </w:r>
+    </w:p>
     <w:bookmarkEnd w:id="20"/>
-    <w:bookmarkStart w:id="21" w:name="Xfe2dca27e858aa1a48e0ca8c0597644a9053105"/>
+    <w:bookmarkStart w:id="21" w:name="b.-one-time-setup-before-the-first-run"/>
     <w:p>
       <w:pPr>
         <w:pStyle w:val="Heading2"/>
       </w:pPr>
       <w:r>
-        <w:t xml:space="preserve">2. Programs to run and tables to check, in order</w:t>
+        <w:t xml:space="preserve">B. One-time setup before the first run</w:t>
       </w:r>
     </w:p>
     <w:tbl>
@@ -318,31 +461,31 @@
               <w:jc w:val="left"/>
             </w:pPr>
             <w:r>
-              <w:t xml:space="preserve">Tcode</w:t>
-            </w:r>
-          </w:p>
-        </w:tc>
-        <w:tc>
-          <w:tcPr/>
-          <w:p>
-            <w:pPr>
-              <w:pStyle w:val="Compact"/>
-              <w:jc w:val="left"/>
-            </w:pPr>
-            <w:r>
-              <w:t xml:space="preserve">Do this</w:t>
-            </w:r>
-          </w:p>
-        </w:tc>
-        <w:tc>
-          <w:tcPr/>
-          <w:p>
-            <w:pPr>
-              <w:pStyle w:val="Compact"/>
-              <w:jc w:val="left"/>
-            </w:pPr>
-            <w:r>
-              <w:t xml:space="preserve">Then check (SE16)</w:t>
+              <w:t xml:space="preserve">Where</w:t>
+            </w:r>
+          </w:p>
+        </w:tc>
+        <w:tc>
+          <w:tcPr/>
+          <w:p>
+            <w:pPr>
+              <w:pStyle w:val="Compact"/>
+              <w:jc w:val="left"/>
+            </w:pPr>
+            <w:r>
+              <w:t xml:space="preserve">What</w:t>
+            </w:r>
+          </w:p>
+        </w:tc>
+        <w:tc>
+          <w:tcPr/>
+          <w:p>
+            <w:pPr>
+              <w:pStyle w:val="Compact"/>
+              <w:jc w:val="left"/>
+            </w:pPr>
+            <w:r>
+              <w:t xml:space="preserve">Why</w:t>
             </w:r>
           </w:p>
         </w:tc>
@@ -367,29 +510,910 @@
               <w:pStyle w:val="Compact"/>
               <w:jc w:val="left"/>
             </w:pPr>
+            <w:r>
+              <w:t xml:space="preserve">SM30</w:t>
+            </w:r>
+            <w:r>
+              <w:t xml:space="preserve"> </w:t>
+            </w:r>
             <w:r>
               <w:rPr>
                 <w:rStyle w:val="VerbatimChar"/>
               </w:rPr>
-              <w:t xml:space="preserve">ZFCST_UPL</w:t>
+              <w:t xml:space="preserve">ZPPV_FCST_CFG</w:t>
+            </w:r>
+          </w:p>
+        </w:tc>
+        <w:tc>
+          <w:tcPr/>
+          <w:p>
+            <w:pPr>
+              <w:pStyle w:val="Compact"/>
+              <w:jc w:val="left"/>
+            </w:pPr>
+            <w:r>
+              <w:t xml:space="preserve">One row per Paints plant: Sales Org 4000, legacy TVARVC name blank</w:t>
+            </w:r>
+          </w:p>
+        </w:tc>
+        <w:tc>
+          <w:tcPr/>
+          <w:p>
+            <w:pPr>
+              <w:pStyle w:val="Compact"/>
+              <w:jc w:val="left"/>
+            </w:pPr>
+            <w:r>
+              <w:t xml:space="preserve">Material groups and quantity per carton are read for this sales org. Without the row the run logs a warning and uses 4000</w:t>
+            </w:r>
+          </w:p>
+        </w:tc>
+      </w:tr>
+      <w:tr>
+        <w:tc>
+          <w:tcPr/>
+          <w:p>
+            <w:pPr>
+              <w:pStyle w:val="Compact"/>
+              <w:jc w:val="left"/>
+            </w:pPr>
+            <w:r>
+              <w:t xml:space="preserve">2</w:t>
+            </w:r>
+          </w:p>
+        </w:tc>
+        <w:tc>
+          <w:tcPr/>
+          <w:p>
+            <w:pPr>
+              <w:pStyle w:val="Compact"/>
+              <w:jc w:val="left"/>
+            </w:pPr>
+            <w:r>
+              <w:t xml:space="preserve">STVARV</w:t>
             </w:r>
             <w:r>
               <w:t xml:space="preserve"> </w:t>
             </w:r>
             <w:r>
-              <w:t xml:space="preserve">→ Product Category</w:t>
-            </w:r>
-          </w:p>
-        </w:tc>
-        <w:tc>
-          <w:tcPr/>
-          <w:p>
-            <w:pPr>
-              <w:pStyle w:val="Compact"/>
-              <w:jc w:val="left"/>
-            </w:pPr>
-            <w:r>
-              <w:t xml:space="preserve">Download Template, fill plant, material, category, load factor, indicator (MTS, MTO, DIS or TIN). Run with Test Run ticked, then unticked</w:t>
+              <w:rPr>
+                <w:rStyle w:val="VerbatimChar"/>
+              </w:rPr>
+              <w:t xml:space="preserve">ZPP_FORECAST_MTART</w:t>
+            </w:r>
+          </w:p>
+        </w:tc>
+        <w:tc>
+          <w:tcPr/>
+          <w:p>
+            <w:pPr>
+              <w:pStyle w:val="Compact"/>
+              <w:jc w:val="left"/>
+            </w:pPr>
+            <w:r>
+              <w:t xml:space="preserve">FERT and HAWA (already maintained for Adhesive)</w:t>
+            </w:r>
+          </w:p>
+        </w:tc>
+        <w:tc>
+          <w:tcPr/>
+          <w:p>
+            <w:pPr>
+              <w:pStyle w:val="Compact"/>
+              <w:jc w:val="left"/>
+            </w:pPr>
+            <w:r>
+              <w:t xml:space="preserve">Only these material types appear on the lists</w:t>
+            </w:r>
+          </w:p>
+        </w:tc>
+      </w:tr>
+      <w:tr>
+        <w:tc>
+          <w:tcPr/>
+          <w:p>
+            <w:pPr>
+              <w:pStyle w:val="Compact"/>
+              <w:jc w:val="left"/>
+            </w:pPr>
+            <w:r>
+              <w:t xml:space="preserve">3</w:t>
+            </w:r>
+          </w:p>
+        </w:tc>
+        <w:tc>
+          <w:tcPr/>
+          <w:p>
+            <w:pPr>
+              <w:pStyle w:val="Compact"/>
+              <w:jc w:val="left"/>
+            </w:pPr>
+            <w:r>
+              <w:t xml:space="preserve">Test materials, master data</w:t>
+            </w:r>
+          </w:p>
+        </w:tc>
+        <w:tc>
+          <w:tcPr/>
+          <w:p>
+            <w:pPr>
+              <w:pStyle w:val="Compact"/>
+              <w:jc w:val="left"/>
+            </w:pPr>
+            <w:r>
+              <w:t xml:space="preserve">Sales view in sales org 4000 with Material Group 1, 2, 5 filled; an alternative unit L, ML, KG or G in Additional Data → Units of Measure; gross weight; a DPL condition record (condition table A923)</w:t>
+            </w:r>
+          </w:p>
+        </w:tc>
+        <w:tc>
+          <w:tcPr/>
+          <w:p>
+            <w:pPr>
+              <w:pStyle w:val="Compact"/>
+              <w:jc w:val="left"/>
+            </w:pPr>
+            <w:r>
+              <w:t xml:space="preserve">Qty per carton, material groups, pack size, tonnage and DPL come from here. A material without them shows blank or zero in that column, which is not an error</w:t>
+            </w:r>
+          </w:p>
+        </w:tc>
+      </w:tr>
+      <w:tr>
+        <w:tc>
+          <w:tcPr/>
+          <w:p>
+            <w:pPr>
+              <w:pStyle w:val="Compact"/>
+              <w:jc w:val="left"/>
+            </w:pPr>
+            <w:r>
+              <w:t xml:space="preserve">4</w:t>
+            </w:r>
+          </w:p>
+        </w:tc>
+        <w:tc>
+          <w:tcPr/>
+          <w:p>
+            <w:pPr>
+              <w:pStyle w:val="Compact"/>
+              <w:jc w:val="left"/>
+            </w:pPr>
+            <w:r>
+              <w:t xml:space="preserve">Test materials, sales</w:t>
+            </w:r>
+          </w:p>
+        </w:tc>
+        <w:tc>
+          <w:tcPr/>
+          <w:p>
+            <w:pPr>
+              <w:pStyle w:val="Compact"/>
+              <w:jc w:val="left"/>
+            </w:pPr>
+            <w:r>
+              <w:t xml:space="preserve">Billing documents (invoices, not returns, not cancelled, not pro forma) in the previous financial year and in the three months before the planned period, for the Paints plant</w:t>
+            </w:r>
+          </w:p>
+        </w:tc>
+        <w:tc>
+          <w:tcPr/>
+          <w:p>
+            <w:pPr>
+              <w:pStyle w:val="Compact"/>
+              <w:jc w:val="left"/>
+            </w:pPr>
+            <w:r>
+              <w:t xml:space="preserve">This is the sales history. Without it, upload Legacy Sales History (step 5 of section D)</w:t>
+            </w:r>
+          </w:p>
+        </w:tc>
+      </w:tr>
+      <w:tr>
+        <w:tc>
+          <w:tcPr/>
+          <w:p>
+            <w:pPr>
+              <w:pStyle w:val="Compact"/>
+              <w:jc w:val="left"/>
+            </w:pPr>
+            <w:r>
+              <w:t xml:space="preserve">5</w:t>
+            </w:r>
+          </w:p>
+        </w:tc>
+        <w:tc>
+          <w:tcPr/>
+          <w:p>
+            <w:pPr>
+              <w:pStyle w:val="Compact"/>
+              <w:jc w:val="left"/>
+            </w:pPr>
+            <w:r>
+              <w:t xml:space="preserve">Authorisation</w:t>
+            </w:r>
+          </w:p>
+        </w:tc>
+        <w:tc>
+          <w:tcPr/>
+          <w:p>
+            <w:pPr>
+              <w:pStyle w:val="Compact"/>
+              <w:jc w:val="left"/>
+            </w:pPr>
+            <w:r>
+              <w:t xml:space="preserve">None needed in DEV: the plant authorisation checks are switched off for testing. Any user with the transactions can run everything</w:t>
+            </w:r>
+          </w:p>
+        </w:tc>
+        <w:tc>
+          <w:tcPr/>
+          <w:p>
+            <w:pPr>
+              <w:pStyle w:val="Compact"/>
+              <w:jc w:val="left"/>
+            </w:pPr>
+            <w:r>
+              <w:t xml:space="preserve">Authorisation is not part of this test</w:t>
+            </w:r>
+          </w:p>
+        </w:tc>
+      </w:tr>
+    </w:tbl>
+    <w:bookmarkEnd w:id="21"/>
+    <w:bookmarkStart w:id="22" w:name="c.-upload-files-for-zfcst_upl"/>
+    <w:p>
+      <w:pPr>
+        <w:pStyle w:val="Heading2"/>
+      </w:pPr>
+      <w:r>
+        <w:t xml:space="preserve">C. Upload files for ZFCST_UPL</w:t>
+      </w:r>
+    </w:p>
+    <w:p>
+      <w:pPr>
+        <w:pStyle w:val="FirstParagraph"/>
+      </w:pPr>
+      <w:r>
+        <w:t xml:space="preserve">Press the</w:t>
+      </w:r>
+      <w:r>
+        <w:t xml:space="preserve"> </w:t>
+      </w:r>
+      <w:r>
+        <w:rPr>
+          <w:bCs/>
+          <w:b/>
+        </w:rPr>
+        <w:t xml:space="preserve">Download Template</w:t>
+      </w:r>
+      <w:r>
+        <w:t xml:space="preserve"> </w:t>
+      </w:r>
+      <w:r>
+        <w:t xml:space="preserve">button beside the upload type; the file carries the column</w:t>
+      </w:r>
+      <w:r>
+        <w:t xml:space="preserve"> </w:t>
+      </w:r>
+      <w:r>
+        <w:t xml:space="preserve">headings in the right order. Keep row 1 and the column order. Save as .xlsx or .csv. Material</w:t>
+      </w:r>
+      <w:r>
+        <w:t xml:space="preserve"> </w:t>
+      </w:r>
+      <w:r>
+        <w:t xml:space="preserve">codes may be typed without leading zeros. Thousand separators are removed.</w:t>
+      </w:r>
+      <w:r>
+        <w:t xml:space="preserve"> </w:t>
+      </w:r>
+      <w:r>
+        <w:rPr>
+          <w:bCs/>
+          <w:b/>
+        </w:rPr>
+        <w:t xml:space="preserve">Test Run</w:t>
+      </w:r>
+      <w:r>
+        <w:t xml:space="preserve"> </w:t>
+      </w:r>
+      <w:r>
+        <w:t xml:space="preserve">is</w:t>
+      </w:r>
+      <w:r>
+        <w:t xml:space="preserve"> </w:t>
+      </w:r>
+      <w:r>
+        <w:t xml:space="preserve">ticked by default: the file is checked and the result list shown, nothing is saved. Untick it</w:t>
+      </w:r>
+      <w:r>
+        <w:t xml:space="preserve"> </w:t>
+      </w:r>
+      <w:r>
+        <w:t xml:space="preserve">for the real run. Good rows are saved even when other rows are rejected; every row appears</w:t>
+      </w:r>
+      <w:r>
+        <w:t xml:space="preserve"> </w:t>
+      </w:r>
+      <w:r>
+        <w:t xml:space="preserve">on the result list with Created / Changed / Rejected and the reason.</w:t>
+      </w:r>
+    </w:p>
+    <w:tbl>
+      <w:tblPr>
+        <w:tblStyle w:val="Table"/>
+        <w:tblW w:type="pct" w:w="5000"/>
+        <w:tblLook w:firstRow="1" w:lastRow="0" w:firstColumn="0" w:lastColumn="0" w:noHBand="0" w:noVBand="0" w:val="0020"/>
+        <w:jc w:val="start"/>
+      </w:tblPr>
+      <w:tblGrid>
+        <w:gridCol w:w="1425"/>
+        <w:gridCol w:w="3643"/>
+        <w:gridCol w:w="2851"/>
+      </w:tblGrid>
+      <w:tr>
+        <w:trPr>
+          <w:tblHeader w:val="true"/>
+        </w:trPr>
+        <w:tc>
+          <w:tcPr/>
+          <w:p>
+            <w:pPr>
+              <w:pStyle w:val="Compact"/>
+              <w:jc w:val="left"/>
+            </w:pPr>
+            <w:r>
+              <w:t xml:space="preserve">Upload type</w:t>
+            </w:r>
+          </w:p>
+        </w:tc>
+        <w:tc>
+          <w:tcPr/>
+          <w:p>
+            <w:pPr>
+              <w:pStyle w:val="Compact"/>
+              <w:jc w:val="left"/>
+            </w:pPr>
+            <w:r>
+              <w:t xml:space="preserve">Columns in order</w:t>
+            </w:r>
+          </w:p>
+        </w:tc>
+        <w:tc>
+          <w:tcPr/>
+          <w:p>
+            <w:pPr>
+              <w:pStyle w:val="Compact"/>
+              <w:jc w:val="left"/>
+            </w:pPr>
+            <w:r>
+              <w:t xml:space="preserve">Rules</w:t>
+            </w:r>
+          </w:p>
+        </w:tc>
+      </w:tr>
+      <w:tr>
+        <w:tc>
+          <w:tcPr/>
+          <w:p>
+            <w:pPr>
+              <w:pStyle w:val="Compact"/>
+              <w:jc w:val="left"/>
+            </w:pPr>
+            <w:r>
+              <w:t xml:space="preserve">Product Category</w:t>
+            </w:r>
+          </w:p>
+        </w:tc>
+        <w:tc>
+          <w:tcPr/>
+          <w:p>
+            <w:pPr>
+              <w:pStyle w:val="Compact"/>
+              <w:jc w:val="left"/>
+            </w:pPr>
+            <w:r>
+              <w:t xml:space="preserve">Plant, Material, Product Category, Load Factor, MTS/MTO</w:t>
+            </w:r>
+          </w:p>
+        </w:tc>
+        <w:tc>
+          <w:tcPr/>
+          <w:p>
+            <w:pPr>
+              <w:pStyle w:val="Compact"/>
+              <w:jc w:val="left"/>
+            </w:pPr>
+            <w:r>
+              <w:t xml:space="preserve">Category mandatory. Load factor a number above 0 (1.300 = 30 % growth). Indicator MTS, MTO, DIS or TIN;</w:t>
+            </w:r>
+            <w:r>
+              <w:t xml:space="preserve"> </w:t>
+            </w:r>
+            <w:r>
+              <w:t xml:space="preserve">“</w:t>
+            </w:r>
+            <w:r>
+              <w:t xml:space="preserve">DIS ART</w:t>
+            </w:r>
+            <w:r>
+              <w:t xml:space="preserve">”</w:t>
+            </w:r>
+            <w:r>
+              <w:t xml:space="preserve"> </w:t>
+            </w:r>
+            <w:r>
+              <w:t xml:space="preserve">and</w:t>
+            </w:r>
+            <w:r>
+              <w:t xml:space="preserve"> </w:t>
+            </w:r>
+            <w:r>
+              <w:t xml:space="preserve">“</w:t>
+            </w:r>
+            <w:r>
+              <w:t xml:space="preserve">TINTING</w:t>
+            </w:r>
+            <w:r>
+              <w:t xml:space="preserve">”</w:t>
+            </w:r>
+            <w:r>
+              <w:t xml:space="preserve"> </w:t>
+            </w:r>
+            <w:r>
+              <w:t xml:space="preserve">are accepted and stored as DIS and TIN; blank allowed</w:t>
+            </w:r>
+          </w:p>
+        </w:tc>
+      </w:tr>
+      <w:tr>
+        <w:tc>
+          <w:tcPr/>
+          <w:p>
+            <w:pPr>
+              <w:pStyle w:val="Compact"/>
+              <w:jc w:val="left"/>
+            </w:pPr>
+            <w:r>
+              <w:t xml:space="preserve">Brand</w:t>
+            </w:r>
+          </w:p>
+        </w:tc>
+        <w:tc>
+          <w:tcPr/>
+          <w:p>
+            <w:pPr>
+              <w:pStyle w:val="Compact"/>
+              <w:jc w:val="left"/>
+            </w:pPr>
+            <w:r>
+              <w:t xml:space="preserve">Plant, Material, Brand</w:t>
+            </w:r>
+          </w:p>
+        </w:tc>
+        <w:tc>
+          <w:tcPr/>
+          <w:p>
+            <w:pPr>
+              <w:pStyle w:val="Compact"/>
+              <w:jc w:val="left"/>
+            </w:pPr>
+            <w:r>
+              <w:t xml:space="preserve">Brand mandatory, up to 40 characters, free text</w:t>
+            </w:r>
+          </w:p>
+        </w:tc>
+      </w:tr>
+      <w:tr>
+        <w:tc>
+          <w:tcPr/>
+          <w:p>
+            <w:pPr>
+              <w:pStyle w:val="Compact"/>
+              <w:jc w:val="left"/>
+            </w:pPr>
+            <w:r>
+              <w:t xml:space="preserve">Material Tracking</w:t>
+            </w:r>
+          </w:p>
+        </w:tc>
+        <w:tc>
+          <w:tcPr/>
+          <w:p>
+            <w:pPr>
+              <w:pStyle w:val="Compact"/>
+              <w:jc w:val="left"/>
+            </w:pPr>
+            <w:r>
+              <w:t xml:space="preserve">Plant, New Material, Old Material 1 … Old Material 5</w:t>
+            </w:r>
+          </w:p>
+        </w:tc>
+        <w:tc>
+          <w:tcPr/>
+          <w:p>
+            <w:pPr>
+              <w:pStyle w:val="Compact"/>
+              <w:jc w:val="left"/>
+            </w:pPr>
+            <w:r>
+              <w:t xml:space="preserve">At least one old code; old codes differ from the new one and from each other; an old code that is itself a new code elsewhere is refused</w:t>
+            </w:r>
+          </w:p>
+        </w:tc>
+      </w:tr>
+      <w:tr>
+        <w:tc>
+          <w:tcPr/>
+          <w:p>
+            <w:pPr>
+              <w:pStyle w:val="Compact"/>
+              <w:jc w:val="left"/>
+            </w:pPr>
+            <w:r>
+              <w:t xml:space="preserve">Material Exclusion</w:t>
+            </w:r>
+          </w:p>
+        </w:tc>
+        <w:tc>
+          <w:tcPr/>
+          <w:p>
+            <w:pPr>
+              <w:pStyle w:val="Compact"/>
+              <w:jc w:val="left"/>
+            </w:pPr>
+            <w:r>
+              <w:t xml:space="preserve">Plant, Material</w:t>
+            </w:r>
+          </w:p>
+        </w:tc>
+        <w:tc>
+          <w:tcPr/>
+          <w:p>
+            <w:pPr>
+              <w:pStyle w:val="Compact"/>
+              <w:jc w:val="left"/>
+            </w:pPr>
+            <w:r>
+              <w:t xml:space="preserve">Material left out of every list</w:t>
+            </w:r>
+          </w:p>
+        </w:tc>
+      </w:tr>
+      <w:tr>
+        <w:tc>
+          <w:tcPr/>
+          <w:p>
+            <w:pPr>
+              <w:pStyle w:val="Compact"/>
+              <w:jc w:val="left"/>
+            </w:pPr>
+            <w:r>
+              <w:t xml:space="preserve">Legacy Sales History</w:t>
+            </w:r>
+          </w:p>
+        </w:tc>
+        <w:tc>
+          <w:tcPr/>
+          <w:p>
+            <w:pPr>
+              <w:pStyle w:val="Compact"/>
+              <w:jc w:val="left"/>
+            </w:pPr>
+            <w:r>
+              <w:t xml:space="preserve">Plant, Material, Year, April … March (12 columns), Unit</w:t>
+            </w:r>
+          </w:p>
+        </w:tc>
+        <w:tc>
+          <w:tcPr/>
+          <w:p>
+            <w:pPr>
+              <w:pStyle w:val="Compact"/>
+              <w:jc w:val="left"/>
+            </w:pPr>
+            <w:r>
+              <w:t xml:space="preserve">Year = the year the financial year starts in (2025 means April 2025 to March 2026). All twelve zero is rejected</w:t>
+            </w:r>
+          </w:p>
+        </w:tc>
+      </w:tr>
+      <w:tr>
+        <w:tc>
+          <w:tcPr/>
+          <w:p>
+            <w:pPr>
+              <w:pStyle w:val="Compact"/>
+              <w:jc w:val="left"/>
+            </w:pPr>
+            <w:r>
+              <w:t xml:space="preserve">Business Forecast Quarterly</w:t>
+            </w:r>
+          </w:p>
+        </w:tc>
+        <w:tc>
+          <w:tcPr/>
+          <w:p>
+            <w:pPr>
+              <w:pStyle w:val="Compact"/>
+              <w:jc w:val="left"/>
+            </w:pPr>
+            <w:r>
+              <w:t xml:space="preserve">Material, Plant, Quarter, Year, Forecast Quantity</w:t>
+            </w:r>
+          </w:p>
+        </w:tc>
+        <w:tc>
+          <w:tcPr/>
+          <w:p>
+            <w:pPr>
+              <w:pStyle w:val="Compact"/>
+              <w:jc w:val="left"/>
+            </w:pPr>
+            <w:r>
+              <w:t xml:space="preserve">Quarter 1 to 4 (1 = April to June). Year = start year of the financial year (2026 for 2026-2027). Not negative</w:t>
+            </w:r>
+          </w:p>
+        </w:tc>
+      </w:tr>
+      <w:tr>
+        <w:tc>
+          <w:tcPr/>
+          <w:p>
+            <w:pPr>
+              <w:pStyle w:val="Compact"/>
+              <w:jc w:val="left"/>
+            </w:pPr>
+            <w:r>
+              <w:t xml:space="preserve">Business Forecast Monthly</w:t>
+            </w:r>
+          </w:p>
+        </w:tc>
+        <w:tc>
+          <w:tcPr/>
+          <w:p>
+            <w:pPr>
+              <w:pStyle w:val="Compact"/>
+              <w:jc w:val="left"/>
+            </w:pPr>
+            <w:r>
+              <w:t xml:space="preserve">Material, Plant, Period, Year, Forecast Quantity, MSL</w:t>
+            </w:r>
+          </w:p>
+        </w:tc>
+        <w:tc>
+          <w:tcPr/>
+          <w:p>
+            <w:pPr>
+              <w:pStyle w:val="Compact"/>
+              <w:jc w:val="left"/>
+            </w:pPr>
+            <w:r>
+              <w:t xml:space="preserve">Period 1 to 12 (1 = April). Leave MSL blank for Paints</w:t>
+            </w:r>
+          </w:p>
+        </w:tc>
+      </w:tr>
+      <w:tr>
+        <w:tc>
+          <w:tcPr/>
+          <w:p>
+            <w:pPr>
+              <w:pStyle w:val="Compact"/>
+              <w:jc w:val="left"/>
+            </w:pPr>
+            <w:r>
+              <w:t xml:space="preserve">Forecast Change Quarterly</w:t>
+            </w:r>
+          </w:p>
+        </w:tc>
+        <w:tc>
+          <w:tcPr/>
+          <w:p>
+            <w:pPr>
+              <w:pStyle w:val="Compact"/>
+              <w:jc w:val="left"/>
+            </w:pPr>
+            <w:r>
+              <w:t xml:space="preserve">Material, Plant, Quarter, Month, Year, Forecast Quantity, Reason</w:t>
+            </w:r>
+          </w:p>
+        </w:tc>
+        <w:tc>
+          <w:tcPr/>
+          <w:p>
+            <w:pPr>
+              <w:pStyle w:val="Compact"/>
+              <w:jc w:val="left"/>
+            </w:pPr>
+            <w:r>
+              <w:rPr>
+                <w:bCs/>
+                <w:b/>
+              </w:rPr>
+              <w:t xml:space="preserve">Month 1, 2 or 3 within the quarter</w:t>
+            </w:r>
+            <w:r>
+              <w:t xml:space="preserve"> </w:t>
+            </w:r>
+            <w:r>
+              <w:t xml:space="preserve">(quarter 2 month 1 = July). Quantity may be negative. Reason mandatory. The final quantity may not go below zero</w:t>
+            </w:r>
+          </w:p>
+        </w:tc>
+      </w:tr>
+      <w:tr>
+        <w:tc>
+          <w:tcPr/>
+          <w:p>
+            <w:pPr>
+              <w:pStyle w:val="Compact"/>
+              <w:jc w:val="left"/>
+            </w:pPr>
+            <w:r>
+              <w:t xml:space="preserve">Forecast Change Monthly</w:t>
+            </w:r>
+          </w:p>
+        </w:tc>
+        <w:tc>
+          <w:tcPr/>
+          <w:p>
+            <w:pPr>
+              <w:pStyle w:val="Compact"/>
+              <w:jc w:val="left"/>
+            </w:pPr>
+            <w:r>
+              <w:t xml:space="preserve">Material, Plant, Period, Year, Forecast Quantity, Reason</w:t>
+            </w:r>
+          </w:p>
+        </w:tc>
+        <w:tc>
+          <w:tcPr/>
+          <w:p>
+            <w:pPr>
+              <w:pStyle w:val="Compact"/>
+              <w:jc w:val="left"/>
+            </w:pPr>
+            <w:r>
+              <w:t xml:space="preserve">As above, per period</w:t>
+            </w:r>
+          </w:p>
+        </w:tc>
+      </w:tr>
+    </w:tbl>
+    <w:p>
+      <w:pPr>
+        <w:pStyle w:val="BodyText"/>
+      </w:pPr>
+      <w:r>
+        <w:t xml:space="preserve">Every upload checks that the material exists in the plant; a row that fails is rejected with</w:t>
+      </w:r>
+      <w:r>
+        <w:t xml:space="preserve"> </w:t>
+      </w:r>
+      <w:r>
+        <w:t xml:space="preserve">“</w:t>
+      </w:r>
+      <w:r>
+        <w:t xml:space="preserve">Material … is not extended to plant …</w:t>
+      </w:r>
+      <w:r>
+        <w:t xml:space="preserve">”</w:t>
+      </w:r>
+      <w:r>
+        <w:t xml:space="preserve">.</w:t>
+      </w:r>
+    </w:p>
+    <w:bookmarkEnd w:id="22"/>
+    <w:bookmarkStart w:id="23" w:name="X7031a6c330f8b487156b128dbbc95de95425ad9"/>
+    <w:p>
+      <w:pPr>
+        <w:pStyle w:val="Heading2"/>
+      </w:pPr>
+      <w:r>
+        <w:t xml:space="preserve">D. Test sequence — run in this order, check the table after each step</w:t>
+      </w:r>
+    </w:p>
+    <w:tbl>
+      <w:tblPr>
+        <w:tblStyle w:val="Table"/>
+        <w:tblW w:type="pct" w:w="5000"/>
+        <w:tblLook w:firstRow="1" w:lastRow="0" w:firstColumn="0" w:lastColumn="0" w:noHBand="0" w:noVBand="0" w:val="0020"/>
+        <w:jc w:val="start"/>
+      </w:tblPr>
+      <w:tblGrid>
+        <w:gridCol w:w="377"/>
+        <w:gridCol w:w="1357"/>
+        <w:gridCol w:w="3469"/>
+        <w:gridCol w:w="2715"/>
+      </w:tblGrid>
+      <w:tr>
+        <w:trPr>
+          <w:tblHeader w:val="true"/>
+        </w:trPr>
+        <w:tc>
+          <w:tcPr/>
+          <w:p>
+            <w:pPr>
+              <w:pStyle w:val="Compact"/>
+              <w:jc w:val="left"/>
+            </w:pPr>
+            <w:r>
+              <w:t xml:space="preserve">#</w:t>
+            </w:r>
+          </w:p>
+        </w:tc>
+        <w:tc>
+          <w:tcPr/>
+          <w:p>
+            <w:pPr>
+              <w:pStyle w:val="Compact"/>
+              <w:jc w:val="left"/>
+            </w:pPr>
+            <w:r>
+              <w:t xml:space="preserve">Tcode</w:t>
+            </w:r>
+          </w:p>
+        </w:tc>
+        <w:tc>
+          <w:tcPr/>
+          <w:p>
+            <w:pPr>
+              <w:pStyle w:val="Compact"/>
+              <w:jc w:val="left"/>
+            </w:pPr>
+            <w:r>
+              <w:t xml:space="preserve">Do this</w:t>
+            </w:r>
+          </w:p>
+        </w:tc>
+        <w:tc>
+          <w:tcPr/>
+          <w:p>
+            <w:pPr>
+              <w:pStyle w:val="Compact"/>
+              <w:jc w:val="left"/>
+            </w:pPr>
+            <w:r>
+              <w:t xml:space="preserve">Then check (SE16)</w:t>
+            </w:r>
+          </w:p>
+        </w:tc>
+      </w:tr>
+      <w:tr>
+        <w:tc>
+          <w:tcPr/>
+          <w:p>
+            <w:pPr>
+              <w:pStyle w:val="Compact"/>
+              <w:jc w:val="left"/>
+            </w:pPr>
+            <w:r>
+              <w:t xml:space="preserve">1</w:t>
+            </w:r>
+          </w:p>
+        </w:tc>
+        <w:tc>
+          <w:tcPr/>
+          <w:p>
+            <w:pPr>
+              <w:pStyle w:val="Compact"/>
+              <w:jc w:val="left"/>
+            </w:pPr>
+            <w:r>
+              <w:t xml:space="preserve">ZFCST_UPL → Product Category</w:t>
+            </w:r>
+          </w:p>
+        </w:tc>
+        <w:tc>
+          <w:tcPr/>
+          <w:p>
+            <w:pPr>
+              <w:pStyle w:val="Compact"/>
+              <w:jc w:val="left"/>
+            </w:pPr>
+            <w:r>
+              <w:t xml:space="preserve">Template, fill, test run, real run. Include one row with DIS ART, one with TINTING, one with MTS</w:t>
             </w:r>
           </w:p>
         </w:tc>
@@ -407,7 +1431,7 @@
               <w:t xml:space="preserve">ZPPT_PROD_CAT</w:t>
             </w:r>
             <w:r>
-              <w:t xml:space="preserve">: one row per plant and material, PROD_CAT, LOAD_FCT, MTS_MTO as uploaded</w:t>
+              <w:t xml:space="preserve">: PROD_CAT, LOAD_FCT, MTS_MTO (DIS, TIN, MTS)</w:t>
             </w:r>
           </w:p>
         </w:tc>
@@ -433,28 +1457,19 @@
               <w:jc w:val="left"/>
             </w:pPr>
             <w:r>
-              <w:rPr>
-                <w:rStyle w:val="VerbatimChar"/>
-              </w:rPr>
-              <w:t xml:space="preserve">ZFCST_UPL</w:t>
-            </w:r>
-            <w:r>
-              <w:t xml:space="preserve"> </w:t>
-            </w:r>
-            <w:r>
-              <w:t xml:space="preserve">→ Brand</w:t>
-            </w:r>
-          </w:p>
-        </w:tc>
-        <w:tc>
-          <w:tcPr/>
-          <w:p>
-            <w:pPr>
-              <w:pStyle w:val="Compact"/>
-              <w:jc w:val="left"/>
-            </w:pPr>
-            <w:r>
-              <w:t xml:space="preserve">Download Template, fill plant, material, brand. Test run, then real run</w:t>
+              <w:t xml:space="preserve">ZFCST_UPL → Brand</w:t>
+            </w:r>
+          </w:p>
+        </w:tc>
+        <w:tc>
+          <w:tcPr/>
+          <w:p>
+            <w:pPr>
+              <w:pStyle w:val="Compact"/>
+              <w:jc w:val="left"/>
+            </w:pPr>
+            <w:r>
+              <w:t xml:space="preserve">Template, fill, test run, real run</w:t>
             </w:r>
           </w:p>
         </w:tc>
@@ -472,7 +1487,7 @@
               <w:t xml:space="preserve">ZPPT_BRAND</w:t>
             </w:r>
             <w:r>
-              <w:t xml:space="preserve">: BRAND as uploaded</w:t>
+              <w:t xml:space="preserve">: BRAND</w:t>
             </w:r>
           </w:p>
         </w:tc>
@@ -498,28 +1513,19 @@
               <w:jc w:val="left"/>
             </w:pPr>
             <w:r>
-              <w:rPr>
-                <w:rStyle w:val="VerbatimChar"/>
-              </w:rPr>
-              <w:t xml:space="preserve">ZFCST_UPL</w:t>
-            </w:r>
-            <w:r>
-              <w:t xml:space="preserve"> </w:t>
-            </w:r>
-            <w:r>
-              <w:t xml:space="preserve">→ Material Tracking</w:t>
-            </w:r>
-          </w:p>
-        </w:tc>
-        <w:tc>
-          <w:tcPr/>
-          <w:p>
-            <w:pPr>
-              <w:pStyle w:val="Compact"/>
-              <w:jc w:val="left"/>
-            </w:pPr>
-            <w:r>
-              <w:t xml:space="preserve">New code and its old codes, per plant</w:t>
+              <w:t xml:space="preserve">ZFCST_UPL → Material Tracking</w:t>
+            </w:r>
+          </w:p>
+        </w:tc>
+        <w:tc>
+          <w:tcPr/>
+          <w:p>
+            <w:pPr>
+              <w:pStyle w:val="Compact"/>
+              <w:jc w:val="left"/>
+            </w:pPr>
+            <w:r>
+              <w:t xml:space="preserve">New code and its old codes</w:t>
             </w:r>
           </w:p>
         </w:tc>
@@ -560,28 +1566,19 @@
               <w:jc w:val="left"/>
             </w:pPr>
             <w:r>
-              <w:rPr>
-                <w:rStyle w:val="VerbatimChar"/>
-              </w:rPr>
-              <w:t xml:space="preserve">ZFCST_UPL</w:t>
-            </w:r>
-            <w:r>
-              <w:t xml:space="preserve"> </w:t>
-            </w:r>
-            <w:r>
-              <w:t xml:space="preserve">→ Material Exclusion</w:t>
-            </w:r>
-          </w:p>
-        </w:tc>
-        <w:tc>
-          <w:tcPr/>
-          <w:p>
-            <w:pPr>
-              <w:pStyle w:val="Compact"/>
-              <w:jc w:val="left"/>
-            </w:pPr>
-            <w:r>
-              <w:t xml:space="preserve">Materials to leave out</w:t>
+              <w:t xml:space="preserve">ZFCST_UPL → Material Exclusion</w:t>
+            </w:r>
+          </w:p>
+        </w:tc>
+        <w:tc>
+          <w:tcPr/>
+          <w:p>
+            <w:pPr>
+              <w:pStyle w:val="Compact"/>
+              <w:jc w:val="left"/>
+            </w:pPr>
+            <w:r>
+              <w:t xml:space="preserve">One material to leave out</w:t>
             </w:r>
           </w:p>
         </w:tc>
@@ -622,28 +1619,19 @@
               <w:jc w:val="left"/>
             </w:pPr>
             <w:r>
-              <w:rPr>
-                <w:rStyle w:val="VerbatimChar"/>
-              </w:rPr>
-              <w:t xml:space="preserve">ZFCST_UPL</w:t>
-            </w:r>
-            <w:r>
-              <w:t xml:space="preserve"> </w:t>
-            </w:r>
-            <w:r>
-              <w:t xml:space="preserve">→ Legacy Sales History</w:t>
-            </w:r>
-          </w:p>
-        </w:tc>
-        <w:tc>
-          <w:tcPr/>
-          <w:p>
-            <w:pPr>
-              <w:pStyle w:val="Compact"/>
-              <w:jc w:val="left"/>
-            </w:pPr>
-            <w:r>
-              <w:t xml:space="preserve">Only if last year’s sales are not in SAP: twelve months per plant, material, year (year = the April the financial year starts in)</w:t>
+              <w:t xml:space="preserve">ZFCST_UPL → Legacy Sales History</w:t>
+            </w:r>
+          </w:p>
+        </w:tc>
+        <w:tc>
+          <w:tcPr/>
+          <w:p>
+            <w:pPr>
+              <w:pStyle w:val="Compact"/>
+              <w:jc w:val="left"/>
+            </w:pPr>
+            <w:r>
+              <w:t xml:space="preserve">Only if the previous year’s sales are not in SAP</w:t>
             </w:r>
           </w:p>
         </w:tc>
@@ -687,48 +1675,37 @@
               <w:jc w:val="left"/>
             </w:pPr>
             <w:r>
+              <w:t xml:space="preserve">ZFCST_PAINTS → Annual Forecast Generation, Tonnage Wise ticked</w:t>
+            </w:r>
+          </w:p>
+        </w:tc>
+        <w:tc>
+          <w:tcPr/>
+          <w:p>
+            <w:pPr>
+              <w:pStyle w:val="Compact"/>
+              <w:jc w:val="left"/>
+            </w:pPr>
+            <w:r>
+              <w:t xml:space="preserve">Plant, material range, financial year 2026-2027. Execute. Check section E. Select rows → Save</w:t>
+            </w:r>
+          </w:p>
+        </w:tc>
+        <w:tc>
+          <w:tcPr/>
+          <w:p>
+            <w:pPr>
+              <w:pStyle w:val="Compact"/>
+              <w:jc w:val="left"/>
+            </w:pPr>
+            <w:r>
               <w:rPr>
                 <w:rStyle w:val="VerbatimChar"/>
               </w:rPr>
-              <w:t xml:space="preserve">ZFCST_PAINTS</w:t>
-            </w:r>
-            <w:r>
-              <w:t xml:space="preserve"> </w:t>
-            </w:r>
-            <w:r>
-              <w:t xml:space="preserve">→ Annual, Tonnage Wise ticked</w:t>
-            </w:r>
-          </w:p>
-        </w:tc>
-        <w:tc>
-          <w:tcPr/>
-          <w:p>
-            <w:pPr>
-              <w:pStyle w:val="Compact"/>
-              <w:jc w:val="left"/>
-            </w:pPr>
-            <w:r>
-              <w:t xml:space="preserve">Plant, material, financial year 2026-2027. Execute, check section 3. Select rows → Save</w:t>
-            </w:r>
-          </w:p>
-        </w:tc>
-        <w:tc>
-          <w:tcPr/>
-          <w:p>
-            <w:pPr>
-              <w:pStyle w:val="Compact"/>
-              <w:jc w:val="left"/>
-            </w:pPr>
-            <w:r>
-              <w:rPr>
-                <w:rStyle w:val="VerbatimChar"/>
-                <w:bCs/>
-                <w:b/>
-              </w:rPr>
               <w:t xml:space="preserve">ZPPT_PNT_FCST_YR</w:t>
             </w:r>
             <w:r>
-              <w:t xml:space="preserve">: one row per plant, material, year, with every column of the list — FCST_NO, NAME1, BRAND, MTS_MTO, groups, PACK_SIZE, PRICE, QTY_CARTON, M01_FCST…M12_FCST, M01_KL…M12_KL, M01_CR…M12_CR, BRGEW, M01_TON…M12_TON. The Adhesive-shaped row is also in</w:t>
+              <w:t xml:space="preserve">: one row per plant, material, year with every list column. The same row without the Paints columns in</w:t>
             </w:r>
             <w:r>
               <w:t xml:space="preserve"> </w:t>
@@ -763,28 +1740,19 @@
               <w:jc w:val="left"/>
             </w:pPr>
             <w:r>
-              <w:rPr>
-                <w:rStyle w:val="VerbatimChar"/>
-              </w:rPr>
-              <w:t xml:space="preserve">ZFCST_UPL</w:t>
-            </w:r>
-            <w:r>
-              <w:t xml:space="preserve"> </w:t>
-            </w:r>
-            <w:r>
-              <w:t xml:space="preserve">→ Business Forecast Quarterly</w:t>
-            </w:r>
-          </w:p>
-        </w:tc>
-        <w:tc>
-          <w:tcPr/>
-          <w:p>
-            <w:pPr>
-              <w:pStyle w:val="Compact"/>
-              <w:jc w:val="left"/>
-            </w:pPr>
-            <w:r>
-              <w:t xml:space="preserve">Plant, material, quarter, year, quantity</w:t>
+              <w:t xml:space="preserve">ZFCST_UPL → Business Forecast Quarterly</w:t>
+            </w:r>
+          </w:p>
+        </w:tc>
+        <w:tc>
+          <w:tcPr/>
+          <w:p>
+            <w:pPr>
+              <w:pStyle w:val="Compact"/>
+              <w:jc w:val="left"/>
+            </w:pPr>
+            <w:r>
+              <w:t xml:space="preserve">Quarter 2, year 2026, a quantity above and one below the calculated forecast</w:t>
             </w:r>
           </w:p>
         </w:tc>
@@ -828,48 +1796,37 @@
               <w:jc w:val="left"/>
             </w:pPr>
             <w:r>
+              <w:t xml:space="preserve">ZFCST_PAINTS → Quarter Based Planning, quarter 2, Tonnage Wise ticked</w:t>
+            </w:r>
+          </w:p>
+        </w:tc>
+        <w:tc>
+          <w:tcPr/>
+          <w:p>
+            <w:pPr>
+              <w:pStyle w:val="Compact"/>
+              <w:jc w:val="left"/>
+            </w:pPr>
+            <w:r>
+              <w:t xml:space="preserve">Execute, check section E, Save</w:t>
+            </w:r>
+          </w:p>
+        </w:tc>
+        <w:tc>
+          <w:tcPr/>
+          <w:p>
+            <w:pPr>
+              <w:pStyle w:val="Compact"/>
+              <w:jc w:val="left"/>
+            </w:pPr>
+            <w:r>
               <w:rPr>
                 <w:rStyle w:val="VerbatimChar"/>
               </w:rPr>
-              <w:t xml:space="preserve">ZFCST_PAINTS</w:t>
-            </w:r>
-            <w:r>
-              <w:t xml:space="preserve"> </w:t>
-            </w:r>
-            <w:r>
-              <w:t xml:space="preserve">→ Quarter Based, quarter 2, Tonnage Wise ticked</w:t>
-            </w:r>
-          </w:p>
-        </w:tc>
-        <w:tc>
-          <w:tcPr/>
-          <w:p>
-            <w:pPr>
-              <w:pStyle w:val="Compact"/>
-              <w:jc w:val="left"/>
-            </w:pPr>
-            <w:r>
-              <w:t xml:space="preserve">Execute, check section 3, Save</w:t>
-            </w:r>
-          </w:p>
-        </w:tc>
-        <w:tc>
-          <w:tcPr/>
-          <w:p>
-            <w:pPr>
-              <w:pStyle w:val="Compact"/>
-              <w:jc w:val="left"/>
-            </w:pPr>
-            <w:r>
-              <w:rPr>
-                <w:rStyle w:val="VerbatimChar"/>
-                <w:bCs/>
-                <w:b/>
-              </w:rPr>
               <w:t xml:space="preserve">ZPPT_PNT_FCST_QT</w:t>
             </w:r>
             <w:r>
-              <w:t xml:space="preserve">: FCST_NO, the comparison columns, FCST_QTY, BUS_FCST, FINAL_QTY, per month M4_FCST / BUS_FCST_ADD1 / M4_FCST_FINAL / M4_KL / M4_CR / M4_TON and the same for M5, M6, BRGEW. Also written to</w:t>
+              <w:t xml:space="preserve">: every list column, M4 … M6 blocks. Also</w:t>
             </w:r>
             <w:r>
               <w:t xml:space="preserve"> </w:t>
@@ -904,41 +1861,19 @@
               <w:jc w:val="left"/>
             </w:pPr>
             <w:r>
-              <w:rPr>
-                <w:rStyle w:val="VerbatimChar"/>
-              </w:rPr>
-              <w:t xml:space="preserve">ZFCST_UPL</w:t>
-            </w:r>
-            <w:r>
-              <w:t xml:space="preserve"> </w:t>
-            </w:r>
-            <w:r>
-              <w:t xml:space="preserve">→ Forecast Change Quarterly</w:t>
-            </w:r>
-          </w:p>
-        </w:tc>
-        <w:tc>
-          <w:tcPr/>
-          <w:p>
-            <w:pPr>
-              <w:pStyle w:val="Compact"/>
-              <w:jc w:val="left"/>
-            </w:pPr>
-            <w:r>
-              <w:t xml:space="preserve">Plant, material, quarter,</w:t>
-            </w:r>
-            <w:r>
-              <w:t xml:space="preserve"> </w:t>
-            </w:r>
-            <w:r>
-              <w:rPr>
-                <w:bCs/>
-                <w:b/>
-              </w:rPr>
-              <w:t xml:space="preserve">month 1, 2 or 3 within the quarter</w:t>
-            </w:r>
-            <w:r>
-              <w:t xml:space="preserve">, year, quantity (negative allowed), reason</w:t>
+              <w:t xml:space="preserve">ZFCST_UPL → Forecast Change Quarterly</w:t>
+            </w:r>
+          </w:p>
+        </w:tc>
+        <w:tc>
+          <w:tcPr/>
+          <w:p>
+            <w:pPr>
+              <w:pStyle w:val="Compact"/>
+              <w:jc w:val="left"/>
+            </w:pPr>
+            <w:r>
+              <w:t xml:space="preserve">Quarter 2, month 1 (July), year 2026, +500 and a second row −200 with reasons</w:t>
             </w:r>
           </w:p>
         </w:tc>
@@ -956,7 +1891,7 @@
               <w:t xml:space="preserve">ZPPT_FCST_QT</w:t>
             </w:r>
             <w:r>
-              <w:t xml:space="preserve">: BUS_FCST_ADD1 / 2 / 3 and REASON; then re-run step 8 and see the</w:t>
+              <w:t xml:space="preserve">: BUS_FCST_ADD1 and REASON. Re-run step 8:</w:t>
             </w:r>
             <w:r>
               <w:t xml:space="preserve"> </w:t>
@@ -965,7 +1900,7 @@
               <w:t xml:space="preserve">“</w:t>
             </w:r>
             <w:r>
-              <w:t xml:space="preserve">additional</w:t>
+              <w:t xml:space="preserve">Jul-26 additional</w:t>
             </w:r>
             <w:r>
               <w:t xml:space="preserve">”</w:t>
@@ -974,7 +1909,7 @@
               <w:t xml:space="preserve"> </w:t>
             </w:r>
             <w:r>
-              <w:t xml:space="preserve">and</w:t>
+              <w:t xml:space="preserve">shows the net change,</w:t>
             </w:r>
             <w:r>
               <w:t xml:space="preserve"> </w:t>
@@ -983,7 +1918,7 @@
               <w:t xml:space="preserve">“</w:t>
             </w:r>
             <w:r>
-              <w:t xml:space="preserve">final forecast</w:t>
+              <w:t xml:space="preserve">Jul-26 final forecast</w:t>
             </w:r>
             <w:r>
               <w:t xml:space="preserve">”</w:t>
@@ -992,22 +1927,7 @@
               <w:t xml:space="preserve"> </w:t>
             </w:r>
             <w:r>
-              <w:t xml:space="preserve">columns, and</w:t>
-            </w:r>
-            <w:r>
-              <w:t xml:space="preserve"> </w:t>
-            </w:r>
-            <w:r>
-              <w:rPr>
-                <w:rStyle w:val="VerbatimChar"/>
-              </w:rPr>
-              <w:t xml:space="preserve">ZPPT_PNT_FCST_QT</w:t>
-            </w:r>
-            <w:r>
-              <w:t xml:space="preserve"> </w:t>
-            </w:r>
-            <w:r>
-              <w:t xml:space="preserve">updated on Save</w:t>
+              <w:t xml:space="preserve">= forecast + additional, KL and crores follow</w:t>
             </w:r>
           </w:p>
         </w:tc>
@@ -1033,28 +1953,19 @@
               <w:jc w:val="left"/>
             </w:pPr>
             <w:r>
-              <w:rPr>
-                <w:rStyle w:val="VerbatimChar"/>
-              </w:rPr>
-              <w:t xml:space="preserve">ZFCST_UPL</w:t>
-            </w:r>
-            <w:r>
-              <w:t xml:space="preserve"> </w:t>
-            </w:r>
-            <w:r>
-              <w:t xml:space="preserve">→ Business Forecast Monthly</w:t>
-            </w:r>
-          </w:p>
-        </w:tc>
-        <w:tc>
-          <w:tcPr/>
-          <w:p>
-            <w:pPr>
-              <w:pStyle w:val="Compact"/>
-              <w:jc w:val="left"/>
-            </w:pPr>
-            <w:r>
-              <w:t xml:space="preserve">Plant, material, period (1 = April … 12 = March), year, quantity; leave the MSL column blank</w:t>
+              <w:t xml:space="preserve">ZFCST_UPL → Business Forecast Monthly</w:t>
+            </w:r>
+          </w:p>
+        </w:tc>
+        <w:tc>
+          <w:tcPr/>
+          <w:p>
+            <w:pPr>
+              <w:pStyle w:val="Compact"/>
+              <w:jc w:val="left"/>
+            </w:pPr>
+            <w:r>
+              <w:t xml:space="preserve">Period 4 (July), year 2026</w:t>
             </w:r>
           </w:p>
         </w:tc>
@@ -1098,48 +2009,37 @@
               <w:jc w:val="left"/>
             </w:pPr>
             <w:r>
+              <w:t xml:space="preserve">ZFCST_PAINTS → Month Based Planning, period 4, Tonnage Wise ticked</w:t>
+            </w:r>
+          </w:p>
+        </w:tc>
+        <w:tc>
+          <w:tcPr/>
+          <w:p>
+            <w:pPr>
+              <w:pStyle w:val="Compact"/>
+              <w:jc w:val="left"/>
+            </w:pPr>
+            <w:r>
+              <w:t xml:space="preserve">Execute, check section E, Save</w:t>
+            </w:r>
+          </w:p>
+        </w:tc>
+        <w:tc>
+          <w:tcPr/>
+          <w:p>
+            <w:pPr>
+              <w:pStyle w:val="Compact"/>
+              <w:jc w:val="left"/>
+            </w:pPr>
+            <w:r>
               <w:rPr>
                 <w:rStyle w:val="VerbatimChar"/>
               </w:rPr>
-              <w:t xml:space="preserve">ZFCST_PAINTS</w:t>
-            </w:r>
-            <w:r>
-              <w:t xml:space="preserve"> </w:t>
-            </w:r>
-            <w:r>
-              <w:t xml:space="preserve">→ Month Based, period 4, Tonnage Wise ticked</w:t>
-            </w:r>
-          </w:p>
-        </w:tc>
-        <w:tc>
-          <w:tcPr/>
-          <w:p>
-            <w:pPr>
-              <w:pStyle w:val="Compact"/>
-              <w:jc w:val="left"/>
-            </w:pPr>
-            <w:r>
-              <w:t xml:space="preserve">Execute, check section 3, Save</w:t>
-            </w:r>
-          </w:p>
-        </w:tc>
-        <w:tc>
-          <w:tcPr/>
-          <w:p>
-            <w:pPr>
-              <w:pStyle w:val="Compact"/>
-              <w:jc w:val="left"/>
-            </w:pPr>
-            <w:r>
-              <w:rPr>
-                <w:rStyle w:val="VerbatimChar"/>
-                <w:bCs/>
-                <w:b/>
-              </w:rPr>
               <w:t xml:space="preserve">ZPPT_PNT_FCST_MN</w:t>
             </w:r>
             <w:r>
-              <w:t xml:space="preserve">: FCST_NO, comparison columns, FCST_QTY, BUS_FCST, FINAL_QTY, BUS_FCST_ADD, TOTAL_QTY, M4_KL, M4_CR, M4_TON, BRGEW. Also written to</w:t>
+              <w:t xml:space="preserve">: every list column. Also</w:t>
             </w:r>
             <w:r>
               <w:t xml:space="preserve"> </w:t>
@@ -1174,28 +2074,19 @@
               <w:jc w:val="left"/>
             </w:pPr>
             <w:r>
-              <w:rPr>
-                <w:rStyle w:val="VerbatimChar"/>
-              </w:rPr>
-              <w:t xml:space="preserve">ZFCST_UPL</w:t>
-            </w:r>
-            <w:r>
-              <w:t xml:space="preserve"> </w:t>
-            </w:r>
-            <w:r>
-              <w:t xml:space="preserve">→ Forecast Change Monthly</w:t>
-            </w:r>
-          </w:p>
-        </w:tc>
-        <w:tc>
-          <w:tcPr/>
-          <w:p>
-            <w:pPr>
-              <w:pStyle w:val="Compact"/>
-              <w:jc w:val="left"/>
-            </w:pPr>
-            <w:r>
-              <w:t xml:space="preserve">Plant, material, period, year, quantity, reason</w:t>
+              <w:t xml:space="preserve">ZFCST_UPL → Forecast Change Monthly</w:t>
+            </w:r>
+          </w:p>
+        </w:tc>
+        <w:tc>
+          <w:tcPr/>
+          <w:p>
+            <w:pPr>
+              <w:pStyle w:val="Compact"/>
+              <w:jc w:val="left"/>
+            </w:pPr>
+            <w:r>
+              <w:t xml:space="preserve">Period 4, year 2026, a change with reason</w:t>
             </w:r>
           </w:p>
         </w:tc>
@@ -1213,7 +2104,7 @@
               <w:t xml:space="preserve">ZPPT_FCST_MN</w:t>
             </w:r>
             <w:r>
-              <w:t xml:space="preserve">: BUS_FCST_ADD, REASON; re-run step 11</w:t>
+              <w:t xml:space="preserve">: BUS_FCST_ADD, REASON. Re-run step 11</w:t>
             </w:r>
           </w:p>
         </w:tc>
@@ -1239,9 +2130,6 @@
               <w:jc w:val="left"/>
             </w:pPr>
             <w:r>
-              <w:rPr>
-                <w:rStyle w:val="VerbatimChar"/>
-              </w:rPr>
               <w:t xml:space="preserve">ZFCST_RPT</w:t>
             </w:r>
           </w:p>
@@ -1254,19 +2142,19 @@
               <w:jc w:val="left"/>
             </w:pPr>
             <w:r>
-              <w:t xml:space="preserve">Plant, financial year</w:t>
-            </w:r>
-          </w:p>
-        </w:tc>
-        <w:tc>
-          <w:tcPr/>
-          <w:p>
-            <w:pPr>
-              <w:pStyle w:val="Compact"/>
-              <w:jc w:val="left"/>
-            </w:pPr>
-            <w:r>
-              <w:t xml:space="preserve">Annual, quarter, additional, total quarter, monthly, additional, total month per material, with the same forecast number as steps 6, 8, 11</w:t>
+              <w:t xml:space="preserve">Plant, financial year 2026-2027</w:t>
+            </w:r>
+          </w:p>
+        </w:tc>
+        <w:tc>
+          <w:tcPr/>
+          <w:p>
+            <w:pPr>
+              <w:pStyle w:val="Compact"/>
+              <w:jc w:val="left"/>
+            </w:pPr>
+            <w:r>
+              <w:t xml:space="preserve">Annual, quarter, additional, total quarter, monthly, additional, total month per material, with one forecast number per material</w:t>
             </w:r>
           </w:p>
         </w:tc>
@@ -1292,58 +2180,31 @@
               <w:jc w:val="left"/>
             </w:pPr>
             <w:r>
-              <w:rPr>
-                <w:rStyle w:val="VerbatimChar"/>
-              </w:rPr>
-              <w:t xml:space="preserve">SLG1</w:t>
-            </w:r>
-            <w:r>
-              <w:t xml:space="preserve">, object</w:t>
-            </w:r>
-            <w:r>
-              <w:t xml:space="preserve"> </w:t>
-            </w:r>
-            <w:r>
-              <w:rPr>
-                <w:rStyle w:val="VerbatimChar"/>
-              </w:rPr>
-              <w:t xml:space="preserve">ZPP_FCST</w:t>
-            </w:r>
-            <w:r>
-              <w:t xml:space="preserve">, subobject</w:t>
-            </w:r>
-            <w:r>
-              <w:t xml:space="preserve"> </w:t>
-            </w:r>
-            <w:r>
-              <w:rPr>
-                <w:rStyle w:val="VerbatimChar"/>
-              </w:rPr>
-              <w:t xml:space="preserve">GENERATE</w:t>
-            </w:r>
-          </w:p>
-        </w:tc>
-        <w:tc>
-          <w:tcPr/>
-          <w:p>
-            <w:pPr>
-              <w:pStyle w:val="Compact"/>
-              <w:jc w:val="left"/>
-            </w:pPr>
-            <w:r>
-              <w:t xml:space="preserve">After any ZFCST_PAINTS run that looks wrong</w:t>
-            </w:r>
-          </w:p>
-        </w:tc>
-        <w:tc>
-          <w:tcPr/>
-          <w:p>
-            <w:pPr>
-              <w:pStyle w:val="Compact"/>
-              <w:jc w:val="left"/>
-            </w:pPr>
-            <w:r>
-              <w:t xml:space="preserve">The run’s messages: no category, load factor defaulted to 1.000, old code shown under its successor, configuration missing for plant</w:t>
+              <w:t xml:space="preserve">SLG1, object ZPP_FCST, subobject GENERATE</w:t>
+            </w:r>
+          </w:p>
+        </w:tc>
+        <w:tc>
+          <w:tcPr/>
+          <w:p>
+            <w:pPr>
+              <w:pStyle w:val="Compact"/>
+              <w:jc w:val="left"/>
+            </w:pPr>
+            <w:r>
+              <w:t xml:space="preserve">After any run that looks wrong</w:t>
+            </w:r>
+          </w:p>
+        </w:tc>
+        <w:tc>
+          <w:tcPr/>
+          <w:p>
+            <w:pPr>
+              <w:pStyle w:val="Compact"/>
+              <w:jc w:val="left"/>
+            </w:pPr>
+            <w:r>
+              <w:t xml:space="preserve">The run’s messages: no category, load factor defaulted, superseded code shown under its successor, configuration missing</w:t>
             </w:r>
           </w:p>
         </w:tc>
@@ -1354,29 +2215,35 @@
         <w:pStyle w:val="BodyText"/>
       </w:pPr>
       <w:r>
-        <w:t xml:space="preserve">The same forecast number must appear on the annual, quarterly and monthly rows of a plant,</w:t>
+        <w:t xml:space="preserve">The forecast number is drawn on the first save of a plant, material and financial year and</w:t>
       </w:r>
       <w:r>
         <w:t xml:space="preserve"> </w:t>
       </w:r>
       <w:r>
-        <w:t xml:space="preserve">material and financial year, whichever was saved first. The Paints tables hold the list as</w:t>
-      </w:r>
-      <w:r>
-        <w:t xml:space="preserve"> </w:t>
-      </w:r>
-      <w:r>
-        <w:t xml:space="preserve">displayed; the shared tables hold the Adhesive-shaped row the engine works with.</w:t>
+        <w:t xml:space="preserve">reused by the other two modes.</w:t>
       </w:r>
     </w:p>
-    <w:bookmarkEnd w:id="21"/>
-    <w:bookmarkStart w:id="22" w:name="what-to-check-on-the-zfcst_paints-list"/>
+    <w:bookmarkEnd w:id="23"/>
+    <w:bookmarkStart w:id="24" w:name="X8811323dbf2c6fcdd1bc049e5b4a0773f5da0a1"/>
     <w:p>
       <w:pPr>
         <w:pStyle w:val="Heading2"/>
       </w:pPr>
       <w:r>
-        <w:t xml:space="preserve">3. What to check on the ZFCST_PAINTS list</w:t>
+        <w:t xml:space="preserve">E. What each column of the ZFCST_PAINTS list should show</w:t>
+      </w:r>
+    </w:p>
+    <w:p>
+      <w:pPr>
+        <w:pStyle w:val="FirstParagraph"/>
+      </w:pPr>
+      <w:r>
+        <w:rPr>
+          <w:bCs/>
+          <w:b/>
+        </w:rPr>
+        <w:t xml:space="preserve">Lead columns, all three modes</w:t>
       </w:r>
     </w:p>
     <w:tbl>
@@ -1428,19 +2295,19 @@
               <w:jc w:val="left"/>
             </w:pPr>
             <w:r>
-              <w:t xml:space="preserve">Mfg. Plant Name</w:t>
-            </w:r>
-          </w:p>
-        </w:tc>
-        <w:tc>
-          <w:tcPr/>
-          <w:p>
-            <w:pPr>
-              <w:pStyle w:val="Compact"/>
-              <w:jc w:val="left"/>
-            </w:pPr>
-            <w:r>
-              <w:t xml:space="preserve">Name of the plant (T001W)</w:t>
+              <w:t xml:space="preserve">Mfg. Plant Code / Name</w:t>
+            </w:r>
+          </w:p>
+        </w:tc>
+        <w:tc>
+          <w:tcPr/>
+          <w:p>
+            <w:pPr>
+              <w:pStyle w:val="Compact"/>
+              <w:jc w:val="left"/>
+            </w:pPr>
+            <w:r>
+              <w:t xml:space="preserve">Plant and its name</w:t>
             </w:r>
           </w:p>
         </w:tc>
@@ -1466,7 +2333,33 @@
               <w:jc w:val="left"/>
             </w:pPr>
             <w:r>
-              <w:t xml:space="preserve">As uploaded in step 2; blank if not uploaded</w:t>
+              <w:t xml:space="preserve">As uploaded; blank when none</w:t>
+            </w:r>
+          </w:p>
+        </w:tc>
+      </w:tr>
+      <w:tr>
+        <w:tc>
+          <w:tcPr/>
+          <w:p>
+            <w:pPr>
+              <w:pStyle w:val="Compact"/>
+              <w:jc w:val="left"/>
+            </w:pPr>
+            <w:r>
+              <w:t xml:space="preserve">Mat. Code / Mat. Desc</w:t>
+            </w:r>
+          </w:p>
+        </w:tc>
+        <w:tc>
+          <w:tcPr/>
+          <w:p>
+            <w:pPr>
+              <w:pStyle w:val="Compact"/>
+              <w:jc w:val="left"/>
+            </w:pPr>
+            <w:r>
+              <w:t xml:space="preserve">Material and description</w:t>
             </w:r>
           </w:p>
         </w:tc>
@@ -1492,7 +2385,7 @@
               <w:jc w:val="left"/>
             </w:pPr>
             <w:r>
-              <w:t xml:space="preserve">MTS, MTO, DIS or TIN as uploaded in step 1</w:t>
+              <w:t xml:space="preserve">MTS, MTO, DIS or TIN as uploaded</w:t>
             </w:r>
           </w:p>
         </w:tc>
@@ -1518,7 +2411,7 @@
               <w:jc w:val="left"/>
             </w:pPr>
             <w:r>
-              <w:t xml:space="preserve">Descriptions from the sales view of sales org 4000</w:t>
+              <w:t xml:space="preserve">Descriptions from the sales view, sales org 4000</w:t>
             </w:r>
           </w:p>
         </w:tc>
@@ -1570,17 +2463,7 @@
               <w:jc w:val="left"/>
             </w:pPr>
             <w:r>
-              <w:t xml:space="preserve">From the material’s L / ML / KG / G unit: litres or kilograms per piece (a 4 L can shows 4.000; a 500 ML bottle shows 0.500).</w:t>
-            </w:r>
-            <w:r>
-              <w:t xml:space="preserve"> </w:t>
-            </w:r>
-            <w:r>
-              <w:rPr>
-                <w:bCs/>
-                <w:b/>
-              </w:rPr>
-              <w:t xml:space="preserve">Please confirm this is the pack size the business means</w:t>
+              <w:t xml:space="preserve">From the L / ML / KG / G unit of the material: litres or kilograms per piece. 4 L can → 4.000; 500 ML bottle → 0.500</w:t>
             </w:r>
           </w:p>
         </w:tc>
@@ -1606,7 +2489,7 @@
               <w:jc w:val="left"/>
             </w:pPr>
             <w:r>
-              <w:t xml:space="preserve">Dealer price from the latest condition record of the material</w:t>
+              <w:t xml:space="preserve">Dealer price, latest condition record of the material</w:t>
             </w:r>
           </w:p>
         </w:tc>
@@ -1632,173 +2515,7 @@
               <w:jc w:val="left"/>
             </w:pPr>
             <w:r>
-              <w:t xml:space="preserve">Minimum order quantity of the sales view, sales org 4000.</w:t>
-            </w:r>
-            <w:r>
-              <w:t xml:space="preserve"> </w:t>
-            </w:r>
-            <w:r>
-              <w:rPr>
-                <w:bCs/>
-                <w:b/>
-              </w:rPr>
-              <w:t xml:space="preserve">Please confirm this is the quantity per carton</w:t>
-            </w:r>
-          </w:p>
-        </w:tc>
-      </w:tr>
-      <w:tr>
-        <w:tc>
-          <w:tcPr/>
-          <w:p>
-            <w:pPr>
-              <w:pStyle w:val="Compact"/>
-              <w:jc w:val="left"/>
-            </w:pPr>
-            <w:r>
-              <w:t xml:space="preserve">Forecast quantity per month</w:t>
-            </w:r>
-          </w:p>
-        </w:tc>
-        <w:tc>
-          <w:tcPr/>
-          <w:p>
-            <w:pPr>
-              <w:pStyle w:val="Compact"/>
-              <w:jc w:val="left"/>
-            </w:pPr>
-            <w:r>
-              <w:t xml:space="preserve">Annual: last year’s month × load factor. Quarterly: the quarter’s final forecast split in last year’s proportions, plus the uploaded additional per month. Monthly: the month’s final forecast plus additional</w:t>
-            </w:r>
-          </w:p>
-        </w:tc>
-      </w:tr>
-      <w:tr>
-        <w:tc>
-          <w:tcPr/>
-          <w:p>
-            <w:pPr>
-              <w:pStyle w:val="Compact"/>
-              <w:jc w:val="left"/>
-            </w:pPr>
-            <w:r>
-              <w:t xml:space="preserve">Volume in KL</w:t>
-            </w:r>
-          </w:p>
-        </w:tc>
-        <w:tc>
-          <w:tcPr/>
-          <w:p>
-            <w:pPr>
-              <w:pStyle w:val="Compact"/>
-              <w:jc w:val="left"/>
-            </w:pPr>
-            <w:r>
-              <w:t xml:space="preserve">Quantity × pack size ÷ 1000</w:t>
-            </w:r>
-          </w:p>
-        </w:tc>
-      </w:tr>
-      <w:tr>
-        <w:tc>
-          <w:tcPr/>
-          <w:p>
-            <w:pPr>
-              <w:pStyle w:val="Compact"/>
-              <w:jc w:val="left"/>
-            </w:pPr>
-            <w:r>
-              <w:t xml:space="preserve">Value in Crores</w:t>
-            </w:r>
-          </w:p>
-        </w:tc>
-        <w:tc>
-          <w:tcPr/>
-          <w:p>
-            <w:pPr>
-              <w:pStyle w:val="Compact"/>
-              <w:jc w:val="left"/>
-            </w:pPr>
-            <w:r>
-              <w:t xml:space="preserve">DPL × quantity ÷ 1,00,00,000</w:t>
-            </w:r>
-          </w:p>
-        </w:tc>
-      </w:tr>
-      <w:tr>
-        <w:tc>
-          <w:tcPr/>
-          <w:p>
-            <w:pPr>
-              <w:pStyle w:val="Compact"/>
-              <w:jc w:val="left"/>
-            </w:pPr>
-            <w:r>
-              <w:t xml:space="preserve">Tonnage (Tonnage Wise ticked)</w:t>
-            </w:r>
-          </w:p>
-        </w:tc>
-        <w:tc>
-          <w:tcPr/>
-          <w:p>
-            <w:pPr>
-              <w:pStyle w:val="Compact"/>
-              <w:jc w:val="left"/>
-            </w:pPr>
-            <w:r>
-              <w:t xml:space="preserve">Quantity × gross weight ÷ 1000, gross weight shown beside it</w:t>
-            </w:r>
-          </w:p>
-        </w:tc>
-      </w:tr>
-      <w:tr>
-        <w:tc>
-          <w:tcPr/>
-          <w:p>
-            <w:pPr>
-              <w:pStyle w:val="Compact"/>
-              <w:jc w:val="left"/>
-            </w:pPr>
-            <w:r>
-              <w:t xml:space="preserve">Hidden columns</w:t>
-            </w:r>
-          </w:p>
-        </w:tc>
-        <w:tc>
-          <w:tcPr/>
-          <w:p>
-            <w:pPr>
-              <w:pStyle w:val="Compact"/>
-              <w:jc w:val="left"/>
-            </w:pPr>
-            <w:r>
-              <w:t xml:space="preserve">Last year’s months, total, category, growth, material groups 3 and 4 are reachable through Change Layout (the layout button on the toolbar)</w:t>
-            </w:r>
-          </w:p>
-        </w:tc>
-      </w:tr>
-      <w:tr>
-        <w:tc>
-          <w:tcPr/>
-          <w:p>
-            <w:pPr>
-              <w:pStyle w:val="Compact"/>
-              <w:jc w:val="left"/>
-            </w:pPr>
-            <w:r>
-              <w:t xml:space="preserve">After Save</w:t>
-            </w:r>
-          </w:p>
-        </w:tc>
-        <w:tc>
-          <w:tcPr/>
-          <w:p>
-            <w:pPr>
-              <w:pStyle w:val="Compact"/>
-              <w:jc w:val="left"/>
-            </w:pPr>
-            <w:r>
-              <w:t xml:space="preserve">Forecast Number and Message columns appear at the end of the list; the row is in the Paints table and in the shared table</w:t>
+              <w:t xml:space="preserve">Minimum order quantity of the sales view, sales org 4000</w:t>
             </w:r>
           </w:p>
         </w:tc>
@@ -1809,74 +2526,1252 @@
         <w:pStyle w:val="BodyText"/>
       </w:pPr>
       <w:r>
-        <w:t xml:space="preserve">If the four buttons Save / Select all / Deselect all / Export are missing and the status bar</w:t>
+        <w:rPr>
+          <w:bCs/>
+          <w:b/>
+        </w:rPr>
+        <w:t xml:space="preserve">Annual</w:t>
+      </w:r>
+      <w:r>
+        <w:t xml:space="preserve">: twelve</w:t>
       </w:r>
       <w:r>
         <w:t xml:space="preserve"> </w:t>
       </w:r>
       <w:r>
-        <w:t xml:space="preserve">says</w:t>
+        <w:t xml:space="preserve">“</w:t>
+      </w:r>
+      <w:r>
+        <w:t xml:space="preserve">Qn Mon-yy Forecast Qty</w:t>
+      </w:r>
+      <w:r>
+        <w:t xml:space="preserve">”</w:t>
       </w:r>
       <w:r>
         <w:t xml:space="preserve"> </w:t>
       </w:r>
       <w:r>
+        <w:t xml:space="preserve">= last year’s same month × load factor; twelve</w:t>
+      </w:r>
+      <w:r>
+        <w:t xml:space="preserve"> </w:t>
+      </w:r>
+      <w:r>
         <w:t xml:space="preserve">“</w:t>
       </w:r>
       <w:r>
-        <w:t xml:space="preserve">GUI status PF_STATUS not found</w:t>
+        <w:t xml:space="preserve">Volume in KL</w:t>
       </w:r>
       <w:r>
         <w:t xml:space="preserve">”</w:t>
       </w:r>
       <w:r>
-        <w:t xml:space="preserve">, the SE41 status has not been created yet; tell me, it</w:t>
-      </w:r>
-      <w:r>
         <w:t xml:space="preserve"> </w:t>
       </w:r>
       <w:r>
-        <w:t xml:space="preserve">is a one-minute step on my side.</w:t>
-      </w:r>
-    </w:p>
-    <w:bookmarkEnd w:id="22"/>
-    <w:bookmarkStart w:id="23" w:name="Xb2643d817607de52238812d2daa27fe74789818"/>
-    <w:p>
-      <w:pPr>
-        <w:pStyle w:val="Heading2"/>
-      </w:pPr>
-      <w:r>
-        <w:t xml:space="preserve">4. What to send back when something is wrong</w:t>
+        <w:t xml:space="preserve">= quantity × pack size ÷ 1000; twelve</w:t>
+      </w:r>
+      <w:r>
+        <w:t xml:space="preserve"> </w:t>
+      </w:r>
+      <w:r>
+        <w:t xml:space="preserve">“</w:t>
+      </w:r>
+      <w:r>
+        <w:t xml:space="preserve">Value in Crores</w:t>
+      </w:r>
+      <w:r>
+        <w:t xml:space="preserve">”</w:t>
+      </w:r>
+      <w:r>
+        <w:t xml:space="preserve"> </w:t>
+      </w:r>
+      <w:r>
+        <w:t xml:space="preserve">= DPL × quantity ÷</w:t>
+      </w:r>
+      <w:r>
+        <w:t xml:space="preserve"> </w:t>
+      </w:r>
+      <w:r>
+        <w:t xml:space="preserve">1,00,00,000; with Tonnage ticked, Gross Weight and twelve</w:t>
+      </w:r>
+      <w:r>
+        <w:t xml:space="preserve"> </w:t>
+      </w:r>
+      <w:r>
+        <w:t xml:space="preserve">“</w:t>
+      </w:r>
+      <w:r>
+        <w:t xml:space="preserve">Mon-yy Tonnage</w:t>
+      </w:r>
+      <w:r>
+        <w:t xml:space="preserve">”</w:t>
+      </w:r>
+      <w:r>
+        <w:t xml:space="preserve"> </w:t>
+      </w:r>
+      <w:r>
+        <w:t xml:space="preserve">= quantity × gross</w:t>
+      </w:r>
+      <w:r>
+        <w:t xml:space="preserve"> </w:t>
+      </w:r>
+      <w:r>
+        <w:t xml:space="preserve">weight ÷ 1000. Last year’s months, the total, category and growth are hidden;</w:t>
+      </w:r>
+      <w:r>
+        <w:t xml:space="preserve"> </w:t>
+      </w:r>
+      <w:r>
+        <w:rPr>
+          <w:bCs/>
+          <w:b/>
+        </w:rPr>
+        <w:t xml:space="preserve">Change Layout</w:t>
+      </w:r>
+      <w:r>
+        <w:t xml:space="preserve"> </w:t>
+      </w:r>
+      <w:r>
+        <w:t xml:space="preserve">on the toolbar brings them in.</w:t>
       </w:r>
     </w:p>
     <w:p>
       <w:pPr>
-        <w:pStyle w:val="FirstParagraph"/>
-      </w:pPr>
-      <w:r>
-        <w:t xml:space="preserve">Plant, material, financial year, mode (annual / quarter n / month n), the column, the figure</w:t>
+        <w:pStyle w:val="BodyText"/>
+      </w:pPr>
+      <w:r>
+        <w:rPr>
+          <w:bCs/>
+          <w:b/>
+        </w:rPr>
+        <w:t xml:space="preserve">Quarterly</w:t>
+      </w:r>
+      <w:r>
+        <w:t xml:space="preserve">: last year’s three months and their total; the current last three months and</w:t>
       </w:r>
       <w:r>
         <w:t xml:space="preserve"> </w:t>
       </w:r>
       <w:r>
-        <w:t xml:space="preserve">shown and the figure expected, and a screenshot of the list. For an upload: the file and the</w:t>
+        <w:t xml:space="preserve">their total; Max. Qty = the higher of the two totals; Product Cat., Growth; Forecast =</w:t>
       </w:r>
       <w:r>
         <w:t xml:space="preserve"> </w:t>
       </w:r>
       <w:r>
-        <w:t xml:space="preserve">result list.</w:t>
+        <w:t xml:space="preserve">Max × growth; Business Forecast (from the upload); Final Forecast Qty = higher of Forecast and</w:t>
+      </w:r>
+      <w:r>
+        <w:t xml:space="preserve"> </w:t>
+      </w:r>
+      <w:r>
+        <w:t xml:space="preserve">Business Forecast; then per month: Mon-yy = final split in last year’s proportions, Mon-yy</w:t>
+      </w:r>
+      <w:r>
+        <w:t xml:space="preserve"> </w:t>
+      </w:r>
+      <w:r>
+        <w:t xml:space="preserve">additional (change upload), Mon-yy final forecast = the two added, Mon-yy KL, Mon-yy in Cr,</w:t>
+      </w:r>
+      <w:r>
+        <w:t xml:space="preserve"> </w:t>
+      </w:r>
+      <w:r>
+        <w:t xml:space="preserve">Mon-yy tonnage (gross weight ÷ 1000) when ticked; Gross Weight.</w:t>
       </w:r>
     </w:p>
-    <w:bookmarkEnd w:id="23"/>
-    <w:bookmarkStart w:id="24" w:name="open-questions-the-test-should-settle"/>
     <w:p>
       <w:pPr>
+        <w:pStyle w:val="BodyText"/>
+      </w:pPr>
+      <w:r>
+        <w:rPr>
+          <w:bCs/>
+          <w:b/>
+        </w:rPr>
+        <w:t xml:space="preserve">Monthly</w:t>
+      </w:r>
+      <w:r>
+        <w:t xml:space="preserve">: last year’s three months and total; current three months and total; Max. Qty =</w:t>
+      </w:r>
+      <w:r>
+        <w:t xml:space="preserve"> </w:t>
+      </w:r>
+      <w:r>
+        <w:t xml:space="preserve">higher of last year’s same month and (three-month average × growth); Product Cat., Growth;</w:t>
+      </w:r>
+      <w:r>
+        <w:t xml:space="preserve"> </w:t>
+      </w:r>
+      <w:r>
+        <w:t xml:space="preserve">Forecast; Business Forecast; Final Forecast Qty = higher of the two; Mon-yy additional;</w:t>
+      </w:r>
+      <w:r>
+        <w:t xml:space="preserve"> </w:t>
+      </w:r>
+      <w:r>
+        <w:t xml:space="preserve">Mon-yy final forecast = final + additional; Mon-yy KL; Mon-yy in Cr; Mon-yy tonnage when</w:t>
+      </w:r>
+      <w:r>
+        <w:t xml:space="preserve"> </w:t>
+      </w:r>
+      <w:r>
+        <w:t xml:space="preserve">ticked; Gross Weight.</w:t>
+      </w:r>
+    </w:p>
+    <w:p>
+      <w:pPr>
+        <w:pStyle w:val="BodyText"/>
+      </w:pPr>
+      <w:r>
+        <w:rPr>
+          <w:bCs/>
+          <w:b/>
+        </w:rPr>
+        <w:t xml:space="preserve">After Save</w:t>
+      </w:r>
+      <w:r>
+        <w:t xml:space="preserve">: Forecast Number and Message appear at the end of the list. Save, Select all,</w:t>
+      </w:r>
+      <w:r>
+        <w:t xml:space="preserve"> </w:t>
+      </w:r>
+      <w:r>
+        <w:t xml:space="preserve">Deselect all and Export are the four buttons on the toolbar; Export writes the list as a tab</w:t>
+      </w:r>
+      <w:r>
+        <w:t xml:space="preserve"> </w:t>
+      </w:r>
+      <w:r>
+        <w:t xml:space="preserve">separated file.</w:t>
+      </w:r>
+    </w:p>
+    <w:bookmarkEnd w:id="24"/>
+    <w:bookmarkStart w:id="25" w:name="f.-test-cases-with-expected-results"/>
+    <w:p>
+      <w:pPr>
         <w:pStyle w:val="Heading2"/>
       </w:pPr>
       <w:r>
-        <w:t xml:space="preserve">5. Open questions the test should settle</w:t>
+        <w:t xml:space="preserve">F. Test cases with expected results</w:t>
+      </w:r>
+    </w:p>
+    <w:tbl>
+      <w:tblPr>
+        <w:tblStyle w:val="Table"/>
+        <w:tblW w:type="pct" w:w="5000"/>
+        <w:tblLook w:firstRow="1" w:lastRow="0" w:firstColumn="0" w:lastColumn="0" w:noHBand="0" w:noVBand="0" w:val="0020"/>
+        <w:jc w:val="start"/>
+      </w:tblPr>
+      <w:tblGrid>
+        <w:gridCol w:w="377"/>
+        <w:gridCol w:w="4073"/>
+        <w:gridCol w:w="3469"/>
+      </w:tblGrid>
+      <w:tr>
+        <w:trPr>
+          <w:tblHeader w:val="true"/>
+        </w:trPr>
+        <w:tc>
+          <w:tcPr/>
+          <w:p>
+            <w:pPr>
+              <w:pStyle w:val="Compact"/>
+              <w:jc w:val="left"/>
+            </w:pPr>
+            <w:r>
+              <w:t xml:space="preserve">#</w:t>
+            </w:r>
+          </w:p>
+        </w:tc>
+        <w:tc>
+          <w:tcPr/>
+          <w:p>
+            <w:pPr>
+              <w:pStyle w:val="Compact"/>
+              <w:jc w:val="left"/>
+            </w:pPr>
+            <w:r>
+              <w:t xml:space="preserve">Case</w:t>
+            </w:r>
+          </w:p>
+        </w:tc>
+        <w:tc>
+          <w:tcPr/>
+          <w:p>
+            <w:pPr>
+              <w:pStyle w:val="Compact"/>
+              <w:jc w:val="left"/>
+            </w:pPr>
+            <w:r>
+              <w:t xml:space="preserve">Expected</w:t>
+            </w:r>
+          </w:p>
+        </w:tc>
+      </w:tr>
+      <w:tr>
+        <w:tc>
+          <w:tcPr/>
+          <w:p>
+            <w:pPr>
+              <w:pStyle w:val="Compact"/>
+              <w:jc w:val="left"/>
+            </w:pPr>
+            <w:r>
+              <w:t xml:space="preserve">1</w:t>
+            </w:r>
+          </w:p>
+        </w:tc>
+        <w:tc>
+          <w:tcPr/>
+          <w:p>
+            <w:pPr>
+              <w:pStyle w:val="Compact"/>
+              <w:jc w:val="left"/>
+            </w:pPr>
+            <w:r>
+              <w:t xml:space="preserve">Category upload with indicator</w:t>
+            </w:r>
+            <w:r>
+              <w:t xml:space="preserve"> </w:t>
+            </w:r>
+            <w:r>
+              <w:t xml:space="preserve">“</w:t>
+            </w:r>
+            <w:r>
+              <w:t xml:space="preserve">DIS ART</w:t>
+            </w:r>
+            <w:r>
+              <w:t xml:space="preserve">”</w:t>
+            </w:r>
+          </w:p>
+        </w:tc>
+        <w:tc>
+          <w:tcPr/>
+          <w:p>
+            <w:pPr>
+              <w:pStyle w:val="Compact"/>
+              <w:jc w:val="left"/>
+            </w:pPr>
+            <w:r>
+              <w:t xml:space="preserve">Stored as DIS, list shows DIS</w:t>
+            </w:r>
+          </w:p>
+        </w:tc>
+      </w:tr>
+      <w:tr>
+        <w:tc>
+          <w:tcPr/>
+          <w:p>
+            <w:pPr>
+              <w:pStyle w:val="Compact"/>
+              <w:jc w:val="left"/>
+            </w:pPr>
+            <w:r>
+              <w:t xml:space="preserve">2</w:t>
+            </w:r>
+          </w:p>
+        </w:tc>
+        <w:tc>
+          <w:tcPr/>
+          <w:p>
+            <w:pPr>
+              <w:pStyle w:val="Compact"/>
+              <w:jc w:val="left"/>
+            </w:pPr>
+            <w:r>
+              <w:t xml:space="preserve">Category upload with indicator</w:t>
+            </w:r>
+            <w:r>
+              <w:t xml:space="preserve"> </w:t>
+            </w:r>
+            <w:r>
+              <w:t xml:space="preserve">“</w:t>
+            </w:r>
+            <w:r>
+              <w:t xml:space="preserve">xyz</w:t>
+            </w:r>
+            <w:r>
+              <w:t xml:space="preserve">”</w:t>
+            </w:r>
+          </w:p>
+        </w:tc>
+        <w:tc>
+          <w:tcPr/>
+          <w:p>
+            <w:pPr>
+              <w:pStyle w:val="Compact"/>
+              <w:jc w:val="left"/>
+            </w:pPr>
+            <w:r>
+              <w:t xml:space="preserve">Row rejected:</w:t>
+            </w:r>
+            <w:r>
+              <w:t xml:space="preserve"> </w:t>
+            </w:r>
+            <w:r>
+              <w:t xml:space="preserve">“</w:t>
+            </w:r>
+            <w:r>
+              <w:t xml:space="preserve">Indicator must be MTS, MTO, DIS, TIN or nothing</w:t>
+            </w:r>
+            <w:r>
+              <w:t xml:space="preserve">”</w:t>
+            </w:r>
+          </w:p>
+        </w:tc>
+      </w:tr>
+      <w:tr>
+        <w:tc>
+          <w:tcPr/>
+          <w:p>
+            <w:pPr>
+              <w:pStyle w:val="Compact"/>
+              <w:jc w:val="left"/>
+            </w:pPr>
+            <w:r>
+              <w:t xml:space="preserve">3</w:t>
+            </w:r>
+          </w:p>
+        </w:tc>
+        <w:tc>
+          <w:tcPr/>
+          <w:p>
+            <w:pPr>
+              <w:pStyle w:val="Compact"/>
+              <w:jc w:val="left"/>
+            </w:pPr>
+            <w:r>
+              <w:t xml:space="preserve">Brand upload, material not in the plant</w:t>
+            </w:r>
+          </w:p>
+        </w:tc>
+        <w:tc>
+          <w:tcPr/>
+          <w:p>
+            <w:pPr>
+              <w:pStyle w:val="Compact"/>
+              <w:jc w:val="left"/>
+            </w:pPr>
+            <w:r>
+              <w:t xml:space="preserve">Row rejected:</w:t>
+            </w:r>
+            <w:r>
+              <w:t xml:space="preserve"> </w:t>
+            </w:r>
+            <w:r>
+              <w:t xml:space="preserve">“</w:t>
+            </w:r>
+            <w:r>
+              <w:t xml:space="preserve">Material … is not extended to plant …</w:t>
+            </w:r>
+            <w:r>
+              <w:t xml:space="preserve">”</w:t>
+            </w:r>
+            <w:r>
+              <w:t xml:space="preserve">; other rows saved</w:t>
+            </w:r>
+          </w:p>
+        </w:tc>
+      </w:tr>
+      <w:tr>
+        <w:tc>
+          <w:tcPr/>
+          <w:p>
+            <w:pPr>
+              <w:pStyle w:val="Compact"/>
+              <w:jc w:val="left"/>
+            </w:pPr>
+            <w:r>
+              <w:t xml:space="preserve">4</w:t>
+            </w:r>
+          </w:p>
+        </w:tc>
+        <w:tc>
+          <w:tcPr/>
+          <w:p>
+            <w:pPr>
+              <w:pStyle w:val="Compact"/>
+              <w:jc w:val="left"/>
+            </w:pPr>
+            <w:r>
+              <w:t xml:space="preserve">Brand upload twice with the same file</w:t>
+            </w:r>
+          </w:p>
+        </w:tc>
+        <w:tc>
+          <w:tcPr/>
+          <w:p>
+            <w:pPr>
+              <w:pStyle w:val="Compact"/>
+              <w:jc w:val="left"/>
+            </w:pPr>
+            <w:r>
+              <w:t xml:space="preserve">First run Created, second run Changed; brand unchanged</w:t>
+            </w:r>
+          </w:p>
+        </w:tc>
+      </w:tr>
+      <w:tr>
+        <w:tc>
+          <w:tcPr/>
+          <w:p>
+            <w:pPr>
+              <w:pStyle w:val="Compact"/>
+              <w:jc w:val="left"/>
+            </w:pPr>
+            <w:r>
+              <w:t xml:space="preserve">5</w:t>
+            </w:r>
+          </w:p>
+        </w:tc>
+        <w:tc>
+          <w:tcPr/>
+          <w:p>
+            <w:pPr>
+              <w:pStyle w:val="Compact"/>
+              <w:jc w:val="left"/>
+            </w:pPr>
+            <w:r>
+              <w:t xml:space="preserve">Annual run, material with category C, growth 1.2, April last year 1,000</w:t>
+            </w:r>
+          </w:p>
+        </w:tc>
+        <w:tc>
+          <w:tcPr/>
+          <w:p>
+            <w:pPr>
+              <w:pStyle w:val="Compact"/>
+              <w:jc w:val="left"/>
+            </w:pPr>
+            <w:r>
+              <w:t xml:space="preserve">April forecast 1,200; KL = 1,200 × pack size ÷ 1000; crores = DPL × 1,200 ÷ 1,00,00,000</w:t>
+            </w:r>
+          </w:p>
+        </w:tc>
+      </w:tr>
+      <w:tr>
+        <w:tc>
+          <w:tcPr/>
+          <w:p>
+            <w:pPr>
+              <w:pStyle w:val="Compact"/>
+              <w:jc w:val="left"/>
+            </w:pPr>
+            <w:r>
+              <w:t xml:space="preserve">6</w:t>
+            </w:r>
+          </w:p>
+        </w:tc>
+        <w:tc>
+          <w:tcPr/>
+          <w:p>
+            <w:pPr>
+              <w:pStyle w:val="Compact"/>
+              <w:jc w:val="left"/>
+            </w:pPr>
+            <w:r>
+              <w:t xml:space="preserve">Annual run, material with sales but no category</w:t>
+            </w:r>
+          </w:p>
+        </w:tc>
+        <w:tc>
+          <w:tcPr/>
+          <w:p>
+            <w:pPr>
+              <w:pStyle w:val="Compact"/>
+              <w:jc w:val="left"/>
+            </w:pPr>
+            <w:r>
+              <w:t xml:space="preserve">Row shown, growth 1.000, forecast = last year; SLG1 carries</w:t>
+            </w:r>
+            <w:r>
+              <w:t xml:space="preserve"> </w:t>
+            </w:r>
+            <w:r>
+              <w:t xml:space="preserve">“</w:t>
+            </w:r>
+            <w:r>
+              <w:t xml:space="preserve">No product category</w:t>
+            </w:r>
+            <w:r>
+              <w:t xml:space="preserve">”</w:t>
+            </w:r>
+          </w:p>
+        </w:tc>
+      </w:tr>
+      <w:tr>
+        <w:tc>
+          <w:tcPr/>
+          <w:p>
+            <w:pPr>
+              <w:pStyle w:val="Compact"/>
+              <w:jc w:val="left"/>
+            </w:pPr>
+            <w:r>
+              <w:t xml:space="preserve">7</w:t>
+            </w:r>
+          </w:p>
+        </w:tc>
+        <w:tc>
+          <w:tcPr/>
+          <w:p>
+            <w:pPr>
+              <w:pStyle w:val="Compact"/>
+              <w:jc w:val="left"/>
+            </w:pPr>
+            <w:r>
+              <w:t xml:space="preserve">Annual run, material in the exclusion table</w:t>
+            </w:r>
+          </w:p>
+        </w:tc>
+        <w:tc>
+          <w:tcPr/>
+          <w:p>
+            <w:pPr>
+              <w:pStyle w:val="Compact"/>
+              <w:jc w:val="left"/>
+            </w:pPr>
+            <w:r>
+              <w:t xml:space="preserve">Not on the list</w:t>
+            </w:r>
+          </w:p>
+        </w:tc>
+      </w:tr>
+      <w:tr>
+        <w:tc>
+          <w:tcPr/>
+          <w:p>
+            <w:pPr>
+              <w:pStyle w:val="Compact"/>
+              <w:jc w:val="left"/>
+            </w:pPr>
+            <w:r>
+              <w:t xml:space="preserve">8</w:t>
+            </w:r>
+          </w:p>
+        </w:tc>
+        <w:tc>
+          <w:tcPr/>
+          <w:p>
+            <w:pPr>
+              <w:pStyle w:val="Compact"/>
+              <w:jc w:val="left"/>
+            </w:pPr>
+            <w:r>
+              <w:t xml:space="preserve">Annual run, old code entered on the selection screen</w:t>
+            </w:r>
+          </w:p>
+        </w:tc>
+        <w:tc>
+          <w:tcPr/>
+          <w:p>
+            <w:pPr>
+              <w:pStyle w:val="Compact"/>
+              <w:jc w:val="left"/>
+            </w:pPr>
+            <w:r>
+              <w:t xml:space="preserve">The successor is shown, carrying the old code’s figures only; SLG1 message</w:t>
+            </w:r>
+            <w:r>
+              <w:t xml:space="preserve"> </w:t>
+            </w:r>
+            <w:r>
+              <w:t xml:space="preserve">“</w:t>
+            </w:r>
+            <w:r>
+              <w:t xml:space="preserve">Material … is superseded by …</w:t>
+            </w:r>
+            <w:r>
+              <w:t xml:space="preserve">”</w:t>
+            </w:r>
+          </w:p>
+        </w:tc>
+      </w:tr>
+      <w:tr>
+        <w:tc>
+          <w:tcPr/>
+          <w:p>
+            <w:pPr>
+              <w:pStyle w:val="Compact"/>
+              <w:jc w:val="left"/>
+            </w:pPr>
+            <w:r>
+              <w:t xml:space="preserve">9</w:t>
+            </w:r>
+          </w:p>
+        </w:tc>
+        <w:tc>
+          <w:tcPr/>
+          <w:p>
+            <w:pPr>
+              <w:pStyle w:val="Compact"/>
+              <w:jc w:val="left"/>
+            </w:pPr>
+            <w:r>
+              <w:t xml:space="preserve">Annual run, material with no L / ML / KG / G unit</w:t>
+            </w:r>
+          </w:p>
+        </w:tc>
+        <w:tc>
+          <w:tcPr/>
+          <w:p>
+            <w:pPr>
+              <w:pStyle w:val="Compact"/>
+              <w:jc w:val="left"/>
+            </w:pPr>
+            <w:r>
+              <w:t xml:space="preserve">Pack size blank, KL 0, everything else filled</w:t>
+            </w:r>
+          </w:p>
+        </w:tc>
+      </w:tr>
+      <w:tr>
+        <w:tc>
+          <w:tcPr/>
+          <w:p>
+            <w:pPr>
+              <w:pStyle w:val="Compact"/>
+              <w:jc w:val="left"/>
+            </w:pPr>
+            <w:r>
+              <w:t xml:space="preserve">10</w:t>
+            </w:r>
+          </w:p>
+        </w:tc>
+        <w:tc>
+          <w:tcPr/>
+          <w:p>
+            <w:pPr>
+              <w:pStyle w:val="Compact"/>
+              <w:jc w:val="left"/>
+            </w:pPr>
+            <w:r>
+              <w:t xml:space="preserve">Annual run, no DPL record</w:t>
+            </w:r>
+          </w:p>
+        </w:tc>
+        <w:tc>
+          <w:tcPr/>
+          <w:p>
+            <w:pPr>
+              <w:pStyle w:val="Compact"/>
+              <w:jc w:val="left"/>
+            </w:pPr>
+            <w:r>
+              <w:t xml:space="preserve">DPL 0, crores 0</w:t>
+            </w:r>
+          </w:p>
+        </w:tc>
+      </w:tr>
+      <w:tr>
+        <w:tc>
+          <w:tcPr/>
+          <w:p>
+            <w:pPr>
+              <w:pStyle w:val="Compact"/>
+              <w:jc w:val="left"/>
+            </w:pPr>
+            <w:r>
+              <w:t xml:space="preserve">11</w:t>
+            </w:r>
+          </w:p>
+        </w:tc>
+        <w:tc>
+          <w:tcPr/>
+          <w:p>
+            <w:pPr>
+              <w:pStyle w:val="Compact"/>
+              <w:jc w:val="left"/>
+            </w:pPr>
+            <w:r>
+              <w:t xml:space="preserve">Annual Save, then run again</w:t>
+            </w:r>
+          </w:p>
+        </w:tc>
+        <w:tc>
+          <w:tcPr/>
+          <w:p>
+            <w:pPr>
+              <w:pStyle w:val="Compact"/>
+              <w:jc w:val="left"/>
+            </w:pPr>
+            <w:r>
+              <w:t xml:space="preserve">Row marked already saved, same forecast number; Save overwrites under the same number</w:t>
+            </w:r>
+          </w:p>
+        </w:tc>
+      </w:tr>
+      <w:tr>
+        <w:tc>
+          <w:tcPr/>
+          <w:p>
+            <w:pPr>
+              <w:pStyle w:val="Compact"/>
+              <w:jc w:val="left"/>
+            </w:pPr>
+            <w:r>
+              <w:t xml:space="preserve">12</w:t>
+            </w:r>
+          </w:p>
+        </w:tc>
+        <w:tc>
+          <w:tcPr/>
+          <w:p>
+            <w:pPr>
+              <w:pStyle w:val="Compact"/>
+              <w:jc w:val="left"/>
+            </w:pPr>
+            <w:r>
+              <w:t xml:space="preserve">Quarterly, business forecast 12,000 against forecast 16,900</w:t>
+            </w:r>
+          </w:p>
+        </w:tc>
+        <w:tc>
+          <w:tcPr/>
+          <w:p>
+            <w:pPr>
+              <w:pStyle w:val="Compact"/>
+              <w:jc w:val="left"/>
+            </w:pPr>
+            <w:r>
+              <w:t xml:space="preserve">Final 16,900 (the higher); split in last year’s proportions</w:t>
+            </w:r>
+          </w:p>
+        </w:tc>
+      </w:tr>
+      <w:tr>
+        <w:tc>
+          <w:tcPr/>
+          <w:p>
+            <w:pPr>
+              <w:pStyle w:val="Compact"/>
+              <w:jc w:val="left"/>
+            </w:pPr>
+            <w:r>
+              <w:t xml:space="preserve">13</w:t>
+            </w:r>
+          </w:p>
+        </w:tc>
+        <w:tc>
+          <w:tcPr/>
+          <w:p>
+            <w:pPr>
+              <w:pStyle w:val="Compact"/>
+              <w:jc w:val="left"/>
+            </w:pPr>
+            <w:r>
+              <w:t xml:space="preserve">Quarterly, business forecast 4,000 against forecast 3,315</w:t>
+            </w:r>
+          </w:p>
+        </w:tc>
+        <w:tc>
+          <w:tcPr/>
+          <w:p>
+            <w:pPr>
+              <w:pStyle w:val="Compact"/>
+              <w:jc w:val="left"/>
+            </w:pPr>
+            <w:r>
+              <w:t xml:space="preserve">Final 4,000</w:t>
+            </w:r>
+          </w:p>
+        </w:tc>
+      </w:tr>
+      <w:tr>
+        <w:tc>
+          <w:tcPr/>
+          <w:p>
+            <w:pPr>
+              <w:pStyle w:val="Compact"/>
+              <w:jc w:val="left"/>
+            </w:pPr>
+            <w:r>
+              <w:t xml:space="preserve">14</w:t>
+            </w:r>
+          </w:p>
+        </w:tc>
+        <w:tc>
+          <w:tcPr/>
+          <w:p>
+            <w:pPr>
+              <w:pStyle w:val="Compact"/>
+              <w:jc w:val="left"/>
+            </w:pPr>
+            <w:r>
+              <w:t xml:space="preserve">Quarterly change +500 month 1, then −200 month 1</w:t>
+            </w:r>
+          </w:p>
+        </w:tc>
+        <w:tc>
+          <w:tcPr/>
+          <w:p>
+            <w:pPr>
+              <w:pStyle w:val="Compact"/>
+              <w:jc w:val="left"/>
+            </w:pPr>
+            <w:r>
+              <w:t xml:space="preserve">Jul additional 300, Jul final = Jul forecast + 300</w:t>
+            </w:r>
+          </w:p>
+        </w:tc>
+      </w:tr>
+      <w:tr>
+        <w:tc>
+          <w:tcPr/>
+          <w:p>
+            <w:pPr>
+              <w:pStyle w:val="Compact"/>
+              <w:jc w:val="left"/>
+            </w:pPr>
+            <w:r>
+              <w:t xml:space="preserve">15</w:t>
+            </w:r>
+          </w:p>
+        </w:tc>
+        <w:tc>
+          <w:tcPr/>
+          <w:p>
+            <w:pPr>
+              <w:pStyle w:val="Compact"/>
+              <w:jc w:val="left"/>
+            </w:pPr>
+            <w:r>
+              <w:t xml:space="preserve">Quarterly change that would take the month below zero</w:t>
+            </w:r>
+          </w:p>
+        </w:tc>
+        <w:tc>
+          <w:tcPr/>
+          <w:p>
+            <w:pPr>
+              <w:pStyle w:val="Compact"/>
+              <w:jc w:val="left"/>
+            </w:pPr>
+            <w:r>
+              <w:t xml:space="preserve">Row rejected</w:t>
+            </w:r>
+          </w:p>
+        </w:tc>
+      </w:tr>
+      <w:tr>
+        <w:tc>
+          <w:tcPr/>
+          <w:p>
+            <w:pPr>
+              <w:pStyle w:val="Compact"/>
+              <w:jc w:val="left"/>
+            </w:pPr>
+            <w:r>
+              <w:t xml:space="preserve">16</w:t>
+            </w:r>
+          </w:p>
+        </w:tc>
+        <w:tc>
+          <w:tcPr/>
+          <w:p>
+            <w:pPr>
+              <w:pStyle w:val="Compact"/>
+              <w:jc w:val="left"/>
+            </w:pPr>
+            <w:r>
+              <w:t xml:space="preserve">Quarterly change, month 7</w:t>
+            </w:r>
+          </w:p>
+        </w:tc>
+        <w:tc>
+          <w:tcPr/>
+          <w:p>
+            <w:pPr>
+              <w:pStyle w:val="Compact"/>
+              <w:jc w:val="left"/>
+            </w:pPr>
+            <w:r>
+              <w:t xml:space="preserve">Rejected: month must be 1 to 3</w:t>
+            </w:r>
+          </w:p>
+        </w:tc>
+      </w:tr>
+      <w:tr>
+        <w:tc>
+          <w:tcPr/>
+          <w:p>
+            <w:pPr>
+              <w:pStyle w:val="Compact"/>
+              <w:jc w:val="left"/>
+            </w:pPr>
+            <w:r>
+              <w:t xml:space="preserve">17</w:t>
+            </w:r>
+          </w:p>
+        </w:tc>
+        <w:tc>
+          <w:tcPr/>
+          <w:p>
+            <w:pPr>
+              <w:pStyle w:val="Compact"/>
+              <w:jc w:val="left"/>
+            </w:pPr>
+            <w:r>
+              <w:t xml:space="preserve">Monthly, period 4, Tonnage ticked, material gross weight 1.250 kg</w:t>
+            </w:r>
+          </w:p>
+        </w:tc>
+        <w:tc>
+          <w:tcPr/>
+          <w:p>
+            <w:pPr>
+              <w:pStyle w:val="Compact"/>
+              <w:jc w:val="left"/>
+            </w:pPr>
+            <w:r>
+              <w:t xml:space="preserve">Tonnage = final × 1.250 ÷ 1000</w:t>
+            </w:r>
+          </w:p>
+        </w:tc>
+      </w:tr>
+      <w:tr>
+        <w:tc>
+          <w:tcPr/>
+          <w:p>
+            <w:pPr>
+              <w:pStyle w:val="Compact"/>
+              <w:jc w:val="left"/>
+            </w:pPr>
+            <w:r>
+              <w:t xml:space="preserve">18</w:t>
+            </w:r>
+          </w:p>
+        </w:tc>
+        <w:tc>
+          <w:tcPr/>
+          <w:p>
+            <w:pPr>
+              <w:pStyle w:val="Compact"/>
+              <w:jc w:val="left"/>
+            </w:pPr>
+            <w:r>
+              <w:t xml:space="preserve">Save with no row selected</w:t>
+            </w:r>
+          </w:p>
+        </w:tc>
+        <w:tc>
+          <w:tcPr/>
+          <w:p>
+            <w:pPr>
+              <w:pStyle w:val="Compact"/>
+              <w:jc w:val="left"/>
+            </w:pPr>
+            <w:r>
+              <w:t xml:space="preserve">Message</w:t>
+            </w:r>
+            <w:r>
+              <w:t xml:space="preserve"> </w:t>
+            </w:r>
+            <w:r>
+              <w:t xml:space="preserve">“</w:t>
+            </w:r>
+            <w:r>
+              <w:t xml:space="preserve">Select at least one line</w:t>
+            </w:r>
+            <w:r>
+              <w:t xml:space="preserve">”</w:t>
+            </w:r>
+          </w:p>
+        </w:tc>
+      </w:tr>
+      <w:tr>
+        <w:tc>
+          <w:tcPr/>
+          <w:p>
+            <w:pPr>
+              <w:pStyle w:val="Compact"/>
+              <w:jc w:val="left"/>
+            </w:pPr>
+            <w:r>
+              <w:t xml:space="preserve">19</w:t>
+            </w:r>
+          </w:p>
+        </w:tc>
+        <w:tc>
+          <w:tcPr/>
+          <w:p>
+            <w:pPr>
+              <w:pStyle w:val="Compact"/>
+              <w:jc w:val="left"/>
+            </w:pPr>
+            <w:r>
+              <w:t xml:space="preserve">Save: quarterly first, annual later for the same material</w:t>
+            </w:r>
+          </w:p>
+        </w:tc>
+        <w:tc>
+          <w:tcPr/>
+          <w:p>
+            <w:pPr>
+              <w:pStyle w:val="Compact"/>
+              <w:jc w:val="left"/>
+            </w:pPr>
+            <w:r>
+              <w:t xml:space="preserve">Both carry the same forecast number</w:t>
+            </w:r>
+          </w:p>
+        </w:tc>
+      </w:tr>
+      <w:tr>
+        <w:tc>
+          <w:tcPr/>
+          <w:p>
+            <w:pPr>
+              <w:pStyle w:val="Compact"/>
+              <w:jc w:val="left"/>
+            </w:pPr>
+            <w:r>
+              <w:t xml:space="preserve">20</w:t>
+            </w:r>
+          </w:p>
+        </w:tc>
+        <w:tc>
+          <w:tcPr/>
+          <w:p>
+            <w:pPr>
+              <w:pStyle w:val="Compact"/>
+              <w:jc w:val="left"/>
+            </w:pPr>
+            <w:r>
+              <w:t xml:space="preserve">ZFCST_RPT for the plant</w:t>
+            </w:r>
+          </w:p>
+        </w:tc>
+        <w:tc>
+          <w:tcPr/>
+          <w:p>
+            <w:pPr>
+              <w:pStyle w:val="Compact"/>
+              <w:jc w:val="left"/>
+            </w:pPr>
+            <w:r>
+              <w:t xml:space="preserve">One line per material with annual, quarterly, additional, monthly, additional and totals; forecast number matches</w:t>
+            </w:r>
+          </w:p>
+        </w:tc>
+      </w:tr>
+      <w:tr>
+        <w:tc>
+          <w:tcPr/>
+          <w:p>
+            <w:pPr>
+              <w:pStyle w:val="Compact"/>
+              <w:jc w:val="left"/>
+            </w:pPr>
+            <w:r>
+              <w:t xml:space="preserve">21</w:t>
+            </w:r>
+          </w:p>
+        </w:tc>
+        <w:tc>
+          <w:tcPr/>
+          <w:p>
+            <w:pPr>
+              <w:pStyle w:val="Compact"/>
+              <w:jc w:val="left"/>
+            </w:pPr>
+            <w:r>
+              <w:t xml:space="preserve">Plant without a</w:t>
+            </w:r>
+            <w:r>
+              <w:t xml:space="preserve"> </w:t>
+            </w:r>
+            <w:r>
+              <w:rPr>
+                <w:rStyle w:val="VerbatimChar"/>
+              </w:rPr>
+              <w:t xml:space="preserve">ZPPV_FCST_CFG</w:t>
+            </w:r>
+            <w:r>
+              <w:t xml:space="preserve"> </w:t>
+            </w:r>
+            <w:r>
+              <w:t xml:space="preserve">row</w:t>
+            </w:r>
+          </w:p>
+        </w:tc>
+        <w:tc>
+          <w:tcPr/>
+          <w:p>
+            <w:pPr>
+              <w:pStyle w:val="Compact"/>
+              <w:jc w:val="left"/>
+            </w:pPr>
+            <w:r>
+              <w:t xml:space="preserve">List produced; SLG1 shows</w:t>
+            </w:r>
+            <w:r>
+              <w:t xml:space="preserve"> </w:t>
+            </w:r>
+            <w:r>
+              <w:t xml:space="preserve">“</w:t>
+            </w:r>
+            <w:r>
+              <w:t xml:space="preserve">Configuration missing for plant</w:t>
+            </w:r>
+            <w:r>
+              <w:t xml:space="preserve">”</w:t>
+            </w:r>
+            <w:r>
+              <w:t xml:space="preserve">; material groups read on sales org 4000</w:t>
+            </w:r>
+          </w:p>
+        </w:tc>
+      </w:tr>
+      <w:tr>
+        <w:tc>
+          <w:tcPr/>
+          <w:p>
+            <w:pPr>
+              <w:pStyle w:val="Compact"/>
+              <w:jc w:val="left"/>
+            </w:pPr>
+            <w:r>
+              <w:t xml:space="preserve">22</w:t>
+            </w:r>
+          </w:p>
+        </w:tc>
+        <w:tc>
+          <w:tcPr/>
+          <w:p>
+            <w:pPr>
+              <w:pStyle w:val="Compact"/>
+              <w:jc w:val="left"/>
+            </w:pPr>
+            <w:r>
+              <w:t xml:space="preserve">Tonnage Wise unticked</w:t>
+            </w:r>
+          </w:p>
+        </w:tc>
+        <w:tc>
+          <w:tcPr/>
+          <w:p>
+            <w:pPr>
+              <w:pStyle w:val="Compact"/>
+              <w:jc w:val="left"/>
+            </w:pPr>
+            <w:r>
+              <w:t xml:space="preserve">No tonnage and no gross weight columns; KL and crores still shown</w:t>
+            </w:r>
+          </w:p>
+        </w:tc>
+      </w:tr>
+    </w:tbl>
+    <w:bookmarkEnd w:id="25"/>
+    <w:bookmarkStart w:id="26" w:name="g.-behaviour-to-be-aware-of"/>
+    <w:p>
+      <w:pPr>
+        <w:pStyle w:val="Heading2"/>
+      </w:pPr>
+      <w:r>
+        <w:t xml:space="preserve">G. Behaviour to be aware of</w:t>
       </w:r>
     </w:p>
     <w:p>
@@ -1888,7 +3783,34 @@
         <w:pStyle w:val="Compact"/>
       </w:pPr>
       <w:r>
-        <w:t xml:space="preserve">Pack size: is the alternative unit rule right, and are the unit codes L, ML, KG, G?</w:t>
+        <w:t xml:space="preserve">Sales history comes from billing documents on billing date: returns, cancelled and pro</w:t>
+      </w:r>
+      <w:r>
+        <w:t xml:space="preserve"> </w:t>
+      </w:r>
+      <w:r>
+        <w:t xml:space="preserve">forma documents are excluded. Legacy history from the upload is used only when the Legacy</w:t>
+      </w:r>
+      <w:r>
+        <w:t xml:space="preserve"> </w:t>
+      </w:r>
+      <w:r>
+        <w:t xml:space="preserve">checkbox is ticked, and that checkbox is drawn only when the TVARVC switch</w:t>
+      </w:r>
+      <w:r>
+        <w:t xml:space="preserve"> </w:t>
+      </w:r>
+      <w:r>
+        <w:rPr>
+          <w:rStyle w:val="VerbatimChar"/>
+        </w:rPr>
+        <w:t xml:space="preserve">ZPP_FCST_LEGACY</w:t>
+      </w:r>
+      <w:r>
+        <w:t xml:space="preserve"> </w:t>
+      </w:r>
+      <w:r>
+        <w:t xml:space="preserve">is set; in Paints it is normally not shown.</w:t>
       </w:r>
     </w:p>
     <w:p>
@@ -1900,7 +3822,7 @@
         <w:pStyle w:val="Compact"/>
       </w:pPr>
       <w:r>
-        <w:t xml:space="preserve">Quantity per carton: is the sales-view minimum order quantity the right field?</w:t>
+        <w:t xml:space="preserve">Monthly history is read from billing documents, the same as quarterly.</w:t>
       </w:r>
     </w:p>
     <w:p>
@@ -1912,7 +3834,7 @@
         <w:pStyle w:val="Compact"/>
       </w:pPr>
       <w:r>
-        <w:t xml:space="preserve">Tonnage: gross weight ÷ 1000 in all three modes, on the final quantity — agreed?</w:t>
+        <w:t xml:space="preserve">Tonnage is quantity × gross weight ÷ 1000 in all three modes, on the final quantity.</w:t>
       </w:r>
     </w:p>
     <w:p>
@@ -1924,7 +3846,7 @@
         <w:pStyle w:val="Compact"/>
       </w:pPr>
       <w:r>
-        <w:t xml:space="preserve">Monthly list: should it also show value in crores? It does today.</w:t>
+        <w:t xml:space="preserve">Crores are DPL × quantity ÷ 1,00,00,000 with DPL taken as the price of one piece.</w:t>
       </w:r>
     </w:p>
     <w:p>
@@ -1936,7 +3858,13 @@
         <w:pStyle w:val="Compact"/>
       </w:pPr>
       <w:r>
-        <w:t xml:space="preserve">Annual list: history months hidden by default — agreed, or show them?</w:t>
+        <w:t xml:space="preserve">The annual list hides last year’s months, the total, category and growth by default; they</w:t>
+      </w:r>
+      <w:r>
+        <w:t xml:space="preserve"> </w:t>
+      </w:r>
+      <w:r>
+        <w:t xml:space="preserve">are available through Change Layout.</w:t>
       </w:r>
     </w:p>
     <w:p>
@@ -1948,11 +3876,231 @@
         <w:pStyle w:val="Compact"/>
       </w:pPr>
       <w:r>
-        <w:t xml:space="preserve">DIS ART and TINTING: stored as DIS and TIN — agreed?</w:t>
+        <w:t xml:space="preserve">The monthly list shows a value-in-crores column although the template does not draw one.</w:t>
       </w:r>
     </w:p>
-    <w:bookmarkEnd w:id="24"/>
-    <w:bookmarkEnd w:id="25"/>
+    <w:p>
+      <w:pPr>
+        <w:numPr>
+          <w:ilvl w:val="0"/>
+          <w:numId w:val="1001"/>
+        </w:numPr>
+        <w:pStyle w:val="Compact"/>
+      </w:pPr>
+      <w:r>
+        <w:t xml:space="preserve">Each Save writes the Paints table and the shared Adhesive-shaped table. The final report</w:t>
+      </w:r>
+      <w:r>
+        <w:t xml:space="preserve"> </w:t>
+      </w:r>
+      <w:r>
+        <w:t xml:space="preserve">and the change uploads work on the shared one.</w:t>
+      </w:r>
+    </w:p>
+    <w:p>
+      <w:pPr>
+        <w:numPr>
+          <w:ilvl w:val="0"/>
+          <w:numId w:val="1001"/>
+        </w:numPr>
+        <w:pStyle w:val="Compact"/>
+      </w:pPr>
+      <w:r>
+        <w:t xml:space="preserve">Manual entry of DIS or TIN through SM30 on the category table is refused until the two</w:t>
+      </w:r>
+      <w:r>
+        <w:t xml:space="preserve"> </w:t>
+      </w:r>
+      <w:r>
+        <w:t xml:space="preserve">values are added to the domain; the upload writes them regardless.</w:t>
+      </w:r>
+    </w:p>
+    <w:p>
+      <w:pPr>
+        <w:numPr>
+          <w:ilvl w:val="0"/>
+          <w:numId w:val="1001"/>
+        </w:numPr>
+        <w:pStyle w:val="Compact"/>
+      </w:pPr>
+      <w:r>
+        <w:t xml:space="preserve">The plant authorisation checks are switched off in DEV for testing.</w:t>
+      </w:r>
+    </w:p>
+    <w:p>
+      <w:pPr>
+        <w:numPr>
+          <w:ilvl w:val="0"/>
+          <w:numId w:val="1001"/>
+        </w:numPr>
+        <w:pStyle w:val="Compact"/>
+      </w:pPr>
+      <w:r>
+        <w:t xml:space="preserve">Material types are restricted to FERT and HAWA by the TVARVC variable shared with Adhesive.</w:t>
+      </w:r>
+    </w:p>
+    <w:bookmarkEnd w:id="26"/>
+    <w:bookmarkStart w:id="27" w:name="h.-decisions-this-test-should-settle"/>
+    <w:p>
+      <w:pPr>
+        <w:pStyle w:val="Heading2"/>
+      </w:pPr>
+      <w:r>
+        <w:t xml:space="preserve">H. Decisions this test should settle</w:t>
+      </w:r>
+    </w:p>
+    <w:p>
+      <w:pPr>
+        <w:numPr>
+          <w:ilvl w:val="0"/>
+          <w:numId w:val="1002"/>
+        </w:numPr>
+        <w:pStyle w:val="Compact"/>
+      </w:pPr>
+      <w:r>
+        <w:t xml:space="preserve">Pack size: is</w:t>
+      </w:r>
+      <w:r>
+        <w:t xml:space="preserve"> </w:t>
+      </w:r>
+      <w:r>
+        <w:t xml:space="preserve">“</w:t>
+      </w:r>
+      <w:r>
+        <w:t xml:space="preserve">the material’s L / ML / KG / G unit, litres or kg per piece</w:t>
+      </w:r>
+      <w:r>
+        <w:t xml:space="preserve">”</w:t>
+      </w:r>
+      <w:r>
+        <w:t xml:space="preserve"> </w:t>
+      </w:r>
+      <w:r>
+        <w:t xml:space="preserve">the pack size</w:t>
+      </w:r>
+      <w:r>
+        <w:t xml:space="preserve"> </w:t>
+      </w:r>
+      <w:r>
+        <w:t xml:space="preserve">the business means, and are those the unit codes in use?</w:t>
+      </w:r>
+    </w:p>
+    <w:p>
+      <w:pPr>
+        <w:numPr>
+          <w:ilvl w:val="0"/>
+          <w:numId w:val="1002"/>
+        </w:numPr>
+        <w:pStyle w:val="Compact"/>
+      </w:pPr>
+      <w:r>
+        <w:t xml:space="preserve">Quantity per carton: is the sales-view minimum order quantity the right field?</w:t>
+      </w:r>
+    </w:p>
+    <w:p>
+      <w:pPr>
+        <w:numPr>
+          <w:ilvl w:val="0"/>
+          <w:numId w:val="1002"/>
+        </w:numPr>
+        <w:pStyle w:val="Compact"/>
+      </w:pPr>
+      <w:r>
+        <w:t xml:space="preserve">Tonnage on gross weight ÷ 1000, on the final quantity, in all three modes: agreed?</w:t>
+      </w:r>
+    </w:p>
+    <w:p>
+      <w:pPr>
+        <w:numPr>
+          <w:ilvl w:val="0"/>
+          <w:numId w:val="1002"/>
+        </w:numPr>
+        <w:pStyle w:val="Compact"/>
+      </w:pPr>
+      <w:r>
+        <w:t xml:space="preserve">Value in crores on the monthly list: keep or drop?</w:t>
+      </w:r>
+    </w:p>
+    <w:p>
+      <w:pPr>
+        <w:numPr>
+          <w:ilvl w:val="0"/>
+          <w:numId w:val="1002"/>
+        </w:numPr>
+        <w:pStyle w:val="Compact"/>
+      </w:pPr>
+      <w:r>
+        <w:t xml:space="preserve">Annual list: history months hidden by default, or shown?</w:t>
+      </w:r>
+    </w:p>
+    <w:p>
+      <w:pPr>
+        <w:numPr>
+          <w:ilvl w:val="0"/>
+          <w:numId w:val="1002"/>
+        </w:numPr>
+        <w:pStyle w:val="Compact"/>
+      </w:pPr>
+      <w:r>
+        <w:t xml:space="preserve">DIS ART and TINTING stored as DIS and TIN: agreed, and what is the long text of DIS ART?</w:t>
+      </w:r>
+    </w:p>
+    <w:p>
+      <w:pPr>
+        <w:numPr>
+          <w:ilvl w:val="0"/>
+          <w:numId w:val="1002"/>
+        </w:numPr>
+        <w:pStyle w:val="Compact"/>
+      </w:pPr>
+      <w:r>
+        <w:t xml:space="preserve">Sales organisation 4000 for every Paints plant: confirmed?</w:t>
+      </w:r>
+    </w:p>
+    <w:p>
+      <w:pPr>
+        <w:numPr>
+          <w:ilvl w:val="0"/>
+          <w:numId w:val="1002"/>
+        </w:numPr>
+        <w:pStyle w:val="Compact"/>
+      </w:pPr>
+      <w:r>
+        <w:t xml:space="preserve">Is any plant used by both Adhesive and Paints? If so, say so before go-live.</w:t>
+      </w:r>
+    </w:p>
+    <w:bookmarkEnd w:id="27"/>
+    <w:bookmarkStart w:id="28" w:name="i.-how-to-report-a-finding"/>
+    <w:p>
+      <w:pPr>
+        <w:pStyle w:val="Heading2"/>
+      </w:pPr>
+      <w:r>
+        <w:t xml:space="preserve">I. How to report a finding</w:t>
+      </w:r>
+    </w:p>
+    <w:p>
+      <w:pPr>
+        <w:pStyle w:val="FirstParagraph"/>
+      </w:pPr>
+      <w:r>
+        <w:t xml:space="preserve">Plant, material, financial year, mode (annual, quarter n, month n), the column, the figure</w:t>
+      </w:r>
+      <w:r>
+        <w:t xml:space="preserve"> </w:t>
+      </w:r>
+      <w:r>
+        <w:t xml:space="preserve">shown, the figure expected and how it was worked out, a screenshot of the list. For an</w:t>
+      </w:r>
+      <w:r>
+        <w:t xml:space="preserve"> </w:t>
+      </w:r>
+      <w:r>
+        <w:t xml:space="preserve">upload: the file and the result list. One finding per mail is easiest to track.</w:t>
+      </w:r>
+    </w:p>
+    <w:bookmarkEnd w:id="28"/>
+    <w:bookmarkEnd w:id="29"/>
     <w:sectPr/>
   </w:body>
 </w:document>
@@ -2148,6 +4296,36 @@
     <w:abstractNumId w:val="990"/>
   </w:num>
   <w:num w:numId="1001">
+    <w:abstractNumId w:val="99411"/>
+    <w:lvlOverride w:ilvl="0">
+      <w:startOverride w:val="1"/>
+    </w:lvlOverride>
+    <w:lvlOverride w:ilvl="1">
+      <w:startOverride w:val="1"/>
+    </w:lvlOverride>
+    <w:lvlOverride w:ilvl="2">
+      <w:startOverride w:val="1"/>
+    </w:lvlOverride>
+    <w:lvlOverride w:ilvl="3">
+      <w:startOverride w:val="1"/>
+    </w:lvlOverride>
+    <w:lvlOverride w:ilvl="4">
+      <w:startOverride w:val="1"/>
+    </w:lvlOverride>
+    <w:lvlOverride w:ilvl="5">
+      <w:startOverride w:val="1"/>
+    </w:lvlOverride>
+    <w:lvlOverride w:ilvl="6">
+      <w:startOverride w:val="1"/>
+    </w:lvlOverride>
+    <w:lvlOverride w:ilvl="7">
+      <w:startOverride w:val="1"/>
+    </w:lvlOverride>
+    <w:lvlOverride w:ilvl="8">
+      <w:startOverride w:val="1"/>
+    </w:lvlOverride>
+  </w:num>
+  <w:num w:numId="1002">
     <w:abstractNumId w:val="99411"/>
     <w:lvlOverride w:ilvl="0">
       <w:startOverride w:val="1"/>

--- a/kpmg/zpp_forecast_paints/docs/ZFORECAST_Paints_Test_Handover.docx
+++ b/kpmg/zpp_forecast_paints/docs/ZFORECAST_Paints_Test_Handover.docx
@@ -511,40 +511,31 @@
               <w:jc w:val="left"/>
             </w:pPr>
             <w:r>
-              <w:t xml:space="preserve">SM30</w:t>
-            </w:r>
-            <w:r>
-              <w:t xml:space="preserve"> </w:t>
-            </w:r>
-            <w:r>
-              <w:rPr>
-                <w:rStyle w:val="VerbatimChar"/>
-              </w:rPr>
-              <w:t xml:space="preserve">ZPPV_FCST_CFG</w:t>
-            </w:r>
-          </w:p>
-        </w:tc>
-        <w:tc>
-          <w:tcPr/>
-          <w:p>
-            <w:pPr>
-              <w:pStyle w:val="Compact"/>
-              <w:jc w:val="left"/>
-            </w:pPr>
-            <w:r>
-              <w:t xml:space="preserve">One row per Paints plant: Sales Org 4000, legacy TVARVC name blank</w:t>
-            </w:r>
-          </w:p>
-        </w:tc>
-        <w:tc>
-          <w:tcPr/>
-          <w:p>
-            <w:pPr>
-              <w:pStyle w:val="Compact"/>
-              <w:jc w:val="left"/>
-            </w:pPr>
-            <w:r>
-              <w:t xml:space="preserve">Material groups and quantity per carton are read for this sales org. Without the row the run logs a warning and uses 4000</w:t>
+              <w:t xml:space="preserve">Nothing to configure for the sales organisation</w:t>
+            </w:r>
+          </w:p>
+        </w:tc>
+        <w:tc>
+          <w:tcPr/>
+          <w:p>
+            <w:pPr>
+              <w:pStyle w:val="Compact"/>
+              <w:jc w:val="left"/>
+            </w:pPr>
+            <w:r>
+              <w:t xml:space="preserve">Sales org 4000 is fixed in the program, as the FS states</w:t>
+            </w:r>
+          </w:p>
+        </w:tc>
+        <w:tc>
+          <w:tcPr/>
+          <w:p>
+            <w:pPr>
+              <w:pStyle w:val="Compact"/>
+              <w:jc w:val="left"/>
+            </w:pPr>
+            <w:r>
+              <w:t xml:space="preserve">Material groups 1, 2, 5 and quantity per carton are read from the sales view of 4000</w:t>
             </w:r>
           </w:p>
         </w:tc>
@@ -3678,49 +3669,19 @@
               <w:jc w:val="left"/>
             </w:pPr>
             <w:r>
-              <w:t xml:space="preserve">Plant without a</w:t>
-            </w:r>
-            <w:r>
-              <w:t xml:space="preserve"> </w:t>
-            </w:r>
-            <w:r>
-              <w:rPr>
-                <w:rStyle w:val="VerbatimChar"/>
-              </w:rPr>
-              <w:t xml:space="preserve">ZPPV_FCST_CFG</w:t>
-            </w:r>
-            <w:r>
-              <w:t xml:space="preserve"> </w:t>
-            </w:r>
-            <w:r>
-              <w:t xml:space="preserve">row</w:t>
-            </w:r>
-          </w:p>
-        </w:tc>
-        <w:tc>
-          <w:tcPr/>
-          <w:p>
-            <w:pPr>
-              <w:pStyle w:val="Compact"/>
-              <w:jc w:val="left"/>
-            </w:pPr>
-            <w:r>
-              <w:t xml:space="preserve">List produced; SLG1 shows</w:t>
-            </w:r>
-            <w:r>
-              <w:t xml:space="preserve"> </w:t>
-            </w:r>
-            <w:r>
-              <w:t xml:space="preserve">“</w:t>
-            </w:r>
-            <w:r>
-              <w:t xml:space="preserve">Configuration missing for plant</w:t>
-            </w:r>
-            <w:r>
-              <w:t xml:space="preserve">”</w:t>
-            </w:r>
-            <w:r>
-              <w:t xml:space="preserve">; material groups read on sales org 4000</w:t>
+              <w:t xml:space="preserve">Material with no sales view in sales org 4000</w:t>
+            </w:r>
+          </w:p>
+        </w:tc>
+        <w:tc>
+          <w:tcPr/>
+          <w:p>
+            <w:pPr>
+              <w:pStyle w:val="Compact"/>
+              <w:jc w:val="left"/>
+            </w:pPr>
+            <w:r>
+              <w:t xml:space="preserve">Material groups 1, 2, 5 and qty per carton blank; everything else filled</w:t>
             </w:r>
           </w:p>
         </w:tc>

--- a/kpmg/zpp_forecast_paints/docs/ZFORECAST_Paints_Test_Handover.docx
+++ b/kpmg/zpp_forecast_paints/docs/ZFORECAST_Paints_Test_Handover.docx
@@ -2195,7 +2195,7 @@
               <w:jc w:val="left"/>
             </w:pPr>
             <w:r>
-              <w:t xml:space="preserve">The run’s messages: no category, load factor defaulted, superseded code shown under its successor, configuration missing</w:t>
+              <w:t xml:space="preserve">The run’s messages: no category, load factor defaulted, superseded code shown under its successor, material-type variable not maintained</w:t>
             </w:r>
           </w:p>
         </w:tc>
